--- a/writing/cover_letter.docx
+++ b/writing/cover_letter.docx
@@ -39,7 +39,7 @@
           <w:rFonts w:ascii="Lato" w:hAnsi="Lato" w:cs="Arial"/>
           <w:noProof/>
         </w:rPr>
-        <w:t>11.06.25</w:t>
+        <w:t>27.07.25</w:t>
       </w:r>
       <w:r>
         <w:rPr>
@@ -109,8 +109,6 @@
           <w:b/>
         </w:rPr>
       </w:pPr>
-      <w:bookmarkStart w:id="0" w:name="_GoBack"/>
-      <w:bookmarkEnd w:id="0"/>
     </w:p>
     <w:p>
       <w:pPr>
@@ -131,6 +129,14 @@
         </w:rPr>
         <w:t>Manuscript submission</w:t>
       </w:r>
+      <w:r>
+        <w:rPr>
+          <w:rFonts w:ascii="Lato" w:eastAsia="Times New Roman" w:hAnsi="Lato" w:cs="Arial"/>
+          <w:b/>
+          <w:bCs/>
+        </w:rPr>
+        <w:t xml:space="preserve"> to Green Chemistry</w:t>
+      </w:r>
     </w:p>
     <w:p>
       <w:pPr>
@@ -219,7 +225,67 @@
           <w:snapToGrid w:val="0"/>
           <w:color w:val="000000"/>
         </w:rPr>
-        <w:t>Analysis of nitrous oxide as a green oxidant based on safety, economic, and environmental metrics</w:t>
+        <w:t xml:space="preserve">Analysis of nitrous oxide as a green oxidant based on </w:t>
+      </w:r>
+      <w:r>
+        <w:rPr>
+          <w:rFonts w:ascii="Lato" w:hAnsi="Lato" w:cs="Arial"/>
+          <w:b/>
+          <w:bCs/>
+          <w:snapToGrid w:val="0"/>
+          <w:color w:val="000000"/>
+        </w:rPr>
+        <w:t>economic</w:t>
+      </w:r>
+      <w:r>
+        <w:rPr>
+          <w:rFonts w:ascii="Lato" w:hAnsi="Lato" w:cs="Arial"/>
+          <w:b/>
+          <w:bCs/>
+          <w:snapToGrid w:val="0"/>
+          <w:color w:val="000000"/>
+        </w:rPr>
+        <w:t xml:space="preserve">, </w:t>
+      </w:r>
+      <w:r>
+        <w:rPr>
+          <w:rFonts w:ascii="Lato" w:hAnsi="Lato" w:cs="Arial"/>
+          <w:b/>
+          <w:bCs/>
+          <w:snapToGrid w:val="0"/>
+          <w:color w:val="000000"/>
+        </w:rPr>
+        <w:t>environmental</w:t>
+      </w:r>
+      <w:r>
+        <w:rPr>
+          <w:rFonts w:ascii="Lato" w:hAnsi="Lato" w:cs="Arial"/>
+          <w:b/>
+          <w:bCs/>
+          <w:snapToGrid w:val="0"/>
+          <w:color w:val="000000"/>
+        </w:rPr>
+        <w:t xml:space="preserve">, and </w:t>
+      </w:r>
+      <w:r>
+        <w:rPr>
+          <w:rFonts w:ascii="Lato" w:hAnsi="Lato" w:cs="Arial"/>
+          <w:b/>
+          <w:bCs/>
+          <w:snapToGrid w:val="0"/>
+          <w:color w:val="000000"/>
+        </w:rPr>
+        <w:t>safety</w:t>
+      </w:r>
+      <w:r>
+        <w:rPr>
+          <w:rFonts w:ascii="Lato" w:hAnsi="Lato" w:cs="Arial"/>
+          <w:b/>
+          <w:bCs/>
+          <w:snapToGrid w:val="0"/>
+          <w:color w:val="000000"/>
+        </w:rPr>
+        <w:t xml:space="preserve"> metrics</w:t>
       </w:r>
       <w:r>
         <w:rPr>
@@ -277,7 +343,7 @@
         </w:rPr>
         <w:t xml:space="preserve">Beshara, </w:t>
       </w:r>
-      <w:bookmarkStart w:id="1" w:name="_Hlk137163110"/>
+      <w:bookmarkStart w:id="0" w:name="_Hlk137163110"/>
       <w:r>
         <w:rPr>
           <w:rFonts w:ascii="Lato" w:hAnsi="Lato" w:cs="Arial"/>
@@ -311,7 +377,7 @@
         <w:noBreakHyphen/>
         <w:t>Gosálbez</w:t>
       </w:r>
-      <w:bookmarkEnd w:id="1"/>
+      <w:bookmarkEnd w:id="0"/>
       <w:r>
         <w:rPr>
           <w:rFonts w:ascii="Lato" w:hAnsi="Lato" w:cs="Arial"/>
@@ -427,15 +493,313 @@
           <w:snapToGrid w:val="0"/>
           <w:color w:val="000000"/>
         </w:rPr>
-        <w:t xml:space="preserve">is </w:t>
-      </w:r>
-      <w:r>
-        <w:rPr>
-          <w:rFonts w:ascii="Lato" w:hAnsi="Lato" w:cs="Arial"/>
-          <w:snapToGrid w:val="0"/>
-          <w:color w:val="000000"/>
-        </w:rPr>
-        <w:t xml:space="preserve">recognized as </w:t>
+        <w:t xml:space="preserve">is a </w:t>
+      </w:r>
+      <w:r>
+        <w:rPr>
+          <w:rFonts w:ascii="Lato" w:hAnsi="Lato" w:cs="Arial"/>
+          <w:snapToGrid w:val="0"/>
+          <w:color w:val="000000"/>
+        </w:rPr>
+        <w:t xml:space="preserve">versatile </w:t>
+      </w:r>
+      <w:r>
+        <w:rPr>
+          <w:rFonts w:ascii="Lato" w:hAnsi="Lato" w:cs="Arial"/>
+          <w:snapToGrid w:val="0"/>
+          <w:color w:val="000000"/>
+        </w:rPr>
+        <w:t>oxidant in heterogen</w:t>
+      </w:r>
+      <w:r>
+        <w:rPr>
+          <w:rFonts w:ascii="Lato" w:hAnsi="Lato" w:cs="Arial"/>
+          <w:snapToGrid w:val="0"/>
+          <w:color w:val="000000"/>
+        </w:rPr>
+        <w:t>e</w:t>
+      </w:r>
+      <w:r>
+        <w:rPr>
+          <w:rFonts w:ascii="Lato" w:hAnsi="Lato" w:cs="Arial"/>
+          <w:snapToGrid w:val="0"/>
+          <w:color w:val="000000"/>
+        </w:rPr>
+        <w:t>ous catalysis, primarily due to its ability to deliver mono</w:t>
+      </w:r>
+      <w:r>
+        <w:rPr>
+          <w:rFonts w:ascii="Lato" w:hAnsi="Lato" w:cs="Arial"/>
+          <w:snapToGrid w:val="0"/>
+          <w:color w:val="000000"/>
+        </w:rPr>
+        <w:noBreakHyphen/>
+      </w:r>
+      <w:r>
+        <w:rPr>
+          <w:rFonts w:ascii="Lato" w:hAnsi="Lato" w:cs="Arial"/>
+          <w:snapToGrid w:val="0"/>
+          <w:color w:val="000000"/>
+        </w:rPr>
+        <w:t>oxygen species</w:t>
+      </w:r>
+      <w:r>
+        <w:rPr>
+          <w:rFonts w:ascii="Lato" w:hAnsi="Lato" w:cs="Arial"/>
+          <w:snapToGrid w:val="0"/>
+          <w:color w:val="000000"/>
+        </w:rPr>
+        <w:t xml:space="preserve">, </w:t>
+      </w:r>
+      <w:r>
+        <w:rPr>
+          <w:rFonts w:ascii="Lato" w:hAnsi="Lato" w:cs="Arial"/>
+          <w:snapToGrid w:val="0"/>
+          <w:color w:val="000000"/>
+        </w:rPr>
+        <w:t>enabling</w:t>
+      </w:r>
+      <w:r>
+        <w:rPr>
+          <w:rFonts w:ascii="Lato" w:hAnsi="Lato" w:cs="Arial"/>
+          <w:snapToGrid w:val="0"/>
+          <w:color w:val="000000"/>
+        </w:rPr>
+        <w:t xml:space="preserve"> </w:t>
+      </w:r>
+      <w:r>
+        <w:rPr>
+          <w:rFonts w:ascii="Lato" w:hAnsi="Lato" w:cs="Arial"/>
+          <w:snapToGrid w:val="0"/>
+          <w:color w:val="000000"/>
+        </w:rPr>
+        <w:t>highly selective oxidation</w:t>
+      </w:r>
+      <w:r>
+        <w:rPr>
+          <w:rFonts w:ascii="Lato" w:hAnsi="Lato" w:cs="Arial"/>
+          <w:snapToGrid w:val="0"/>
+          <w:color w:val="000000"/>
+        </w:rPr>
+        <w:t xml:space="preserve">. </w:t>
+      </w:r>
+      <w:r>
+        <w:rPr>
+          <w:rFonts w:ascii="Lato" w:hAnsi="Lato" w:cs="Arial"/>
+          <w:snapToGrid w:val="0"/>
+          <w:color w:val="000000"/>
+        </w:rPr>
+        <w:t xml:space="preserve">Despite </w:t>
+      </w:r>
+      <w:r>
+        <w:rPr>
+          <w:rFonts w:ascii="Lato" w:hAnsi="Lato" w:cs="Arial"/>
+          <w:snapToGrid w:val="0"/>
+          <w:color w:val="000000"/>
+        </w:rPr>
+        <w:t>being a greenhouse gas</w:t>
+      </w:r>
+      <w:r>
+        <w:rPr>
+          <w:rFonts w:ascii="Lato" w:hAnsi="Lato" w:cs="Arial"/>
+          <w:snapToGrid w:val="0"/>
+          <w:color w:val="000000"/>
+        </w:rPr>
+        <w:t>, the use of N</w:t>
+      </w:r>
+      <w:r>
+        <w:rPr>
+          <w:rFonts w:ascii="Lato" w:hAnsi="Lato" w:cs="Arial"/>
+          <w:snapToGrid w:val="0"/>
+          <w:color w:val="000000"/>
+          <w:vertAlign w:val="subscript"/>
+        </w:rPr>
+        <w:t>2</w:t>
+      </w:r>
+      <w:r>
+        <w:rPr>
+          <w:rFonts w:ascii="Lato" w:hAnsi="Lato" w:cs="Arial"/>
+          <w:snapToGrid w:val="0"/>
+          <w:color w:val="000000"/>
+        </w:rPr>
+        <w:t>O result</w:t>
+      </w:r>
+      <w:r>
+        <w:rPr>
+          <w:rFonts w:ascii="Lato" w:hAnsi="Lato" w:cs="Arial"/>
+          <w:snapToGrid w:val="0"/>
+          <w:color w:val="000000"/>
+        </w:rPr>
+        <w:t>s</w:t>
+      </w:r>
+      <w:r>
+        <w:rPr>
+          <w:rFonts w:ascii="Lato" w:hAnsi="Lato" w:cs="Arial"/>
+          <w:snapToGrid w:val="0"/>
+          <w:color w:val="000000"/>
+        </w:rPr>
+        <w:t xml:space="preserve"> in </w:t>
+      </w:r>
+      <w:r>
+        <w:rPr>
+          <w:rFonts w:ascii="Lato" w:hAnsi="Lato" w:cs="Arial"/>
+          <w:snapToGrid w:val="0"/>
+          <w:color w:val="000000"/>
+        </w:rPr>
+        <w:t xml:space="preserve">the </w:t>
+      </w:r>
+      <w:r>
+        <w:rPr>
+          <w:rFonts w:ascii="Lato" w:hAnsi="Lato" w:cs="Arial"/>
+          <w:snapToGrid w:val="0"/>
+          <w:color w:val="000000"/>
+        </w:rPr>
+        <w:t xml:space="preserve">eventual release of nitrogen, a </w:t>
+      </w:r>
+      <w:r>
+        <w:rPr>
+          <w:rFonts w:ascii="Lato" w:hAnsi="Lato" w:cs="Arial"/>
+          <w:snapToGrid w:val="0"/>
+          <w:color w:val="000000"/>
+        </w:rPr>
+        <w:t>harmless</w:t>
+      </w:r>
+      <w:r>
+        <w:rPr>
+          <w:rFonts w:ascii="Lato" w:hAnsi="Lato" w:cs="Arial"/>
+          <w:snapToGrid w:val="0"/>
+          <w:color w:val="000000"/>
+        </w:rPr>
+        <w:t xml:space="preserve"> </w:t>
+      </w:r>
+      <w:r>
+        <w:rPr>
+          <w:rFonts w:ascii="Lato" w:hAnsi="Lato" w:cs="Arial"/>
+          <w:snapToGrid w:val="0"/>
+          <w:color w:val="000000"/>
+        </w:rPr>
+        <w:t>by</w:t>
+      </w:r>
+      <w:r>
+        <w:rPr>
+          <w:rFonts w:ascii="Lato" w:hAnsi="Lato" w:cs="Arial"/>
+          <w:snapToGrid w:val="0"/>
+          <w:color w:val="000000"/>
+        </w:rPr>
+        <w:noBreakHyphen/>
+      </w:r>
+      <w:r>
+        <w:rPr>
+          <w:rFonts w:ascii="Lato" w:hAnsi="Lato" w:cs="Arial"/>
+          <w:snapToGrid w:val="0"/>
+          <w:color w:val="000000"/>
+        </w:rPr>
+        <w:t>product</w:t>
+      </w:r>
+      <w:r>
+        <w:rPr>
+          <w:rFonts w:ascii="Lato" w:hAnsi="Lato" w:cs="Arial"/>
+          <w:snapToGrid w:val="0"/>
+          <w:color w:val="000000"/>
+        </w:rPr>
+        <w:t xml:space="preserve">, </w:t>
+      </w:r>
+      <w:r>
+        <w:rPr>
+          <w:rFonts w:ascii="Lato" w:hAnsi="Lato" w:cs="Arial"/>
+          <w:snapToGrid w:val="0"/>
+          <w:color w:val="000000"/>
+        </w:rPr>
+        <w:t xml:space="preserve">and is </w:t>
+      </w:r>
+      <w:r>
+        <w:rPr>
+          <w:rFonts w:ascii="Lato" w:hAnsi="Lato" w:cs="Arial"/>
+          <w:snapToGrid w:val="0"/>
+          <w:color w:val="000000"/>
+        </w:rPr>
+        <w:t xml:space="preserve">therefore </w:t>
+      </w:r>
+      <w:r>
+        <w:rPr>
+          <w:rFonts w:ascii="Lato" w:hAnsi="Lato" w:cs="Arial"/>
+          <w:snapToGrid w:val="0"/>
+          <w:color w:val="000000"/>
+        </w:rPr>
+        <w:t xml:space="preserve">often referred to as a green oxidant. </w:t>
+      </w:r>
+      <w:r>
+        <w:rPr>
+          <w:rFonts w:ascii="Lato" w:hAnsi="Lato" w:cs="Arial"/>
+          <w:snapToGrid w:val="0"/>
+          <w:color w:val="000000"/>
+        </w:rPr>
+        <w:t xml:space="preserve">Currently, </w:t>
+      </w:r>
+      <w:r>
+        <w:rPr>
+          <w:rFonts w:ascii="Lato" w:hAnsi="Lato" w:cs="Arial"/>
+          <w:snapToGrid w:val="0"/>
+          <w:color w:val="000000"/>
+        </w:rPr>
+        <w:t xml:space="preserve">most </w:t>
+      </w:r>
+      <w:r>
+        <w:rPr>
+          <w:rFonts w:ascii="Lato" w:hAnsi="Lato" w:cs="Arial"/>
+          <w:snapToGrid w:val="0"/>
+          <w:color w:val="000000"/>
+        </w:rPr>
+        <w:t>N</w:t>
+      </w:r>
+      <w:r>
+        <w:rPr>
+          <w:rFonts w:ascii="Lato" w:hAnsi="Lato" w:cs="Arial"/>
+          <w:snapToGrid w:val="0"/>
+          <w:color w:val="000000"/>
+          <w:vertAlign w:val="subscript"/>
+        </w:rPr>
+        <w:t>2</w:t>
+      </w:r>
+      <w:r>
+        <w:rPr>
+          <w:rFonts w:ascii="Lato" w:hAnsi="Lato" w:cs="Arial"/>
+          <w:snapToGrid w:val="0"/>
+          <w:color w:val="000000"/>
+        </w:rPr>
+        <w:t xml:space="preserve">O is produced via </w:t>
+      </w:r>
+      <w:r>
+        <w:rPr>
+          <w:rFonts w:ascii="Lato" w:hAnsi="Lato" w:cs="Arial"/>
+          <w:snapToGrid w:val="0"/>
+          <w:color w:val="000000"/>
+        </w:rPr>
+        <w:t>five</w:t>
+      </w:r>
+      <w:r>
+        <w:rPr>
+          <w:rFonts w:ascii="Lato" w:hAnsi="Lato" w:cs="Arial"/>
+          <w:snapToGrid w:val="0"/>
+          <w:color w:val="000000"/>
+        </w:rPr>
+        <w:noBreakHyphen/>
+      </w:r>
+      <w:r>
+        <w:rPr>
+          <w:rFonts w:ascii="Lato" w:hAnsi="Lato" w:cs="Arial"/>
+          <w:snapToGrid w:val="0"/>
+          <w:color w:val="000000"/>
+        </w:rPr>
+        <w:t>step thermal decomposition of ammonium nitrate</w:t>
+      </w:r>
+      <w:r>
+        <w:rPr>
+          <w:rFonts w:ascii="Lato" w:hAnsi="Lato" w:cs="Arial"/>
+          <w:snapToGrid w:val="0"/>
+          <w:color w:val="000000"/>
+        </w:rPr>
+        <w:t xml:space="preserve">, </w:t>
       </w:r>
       <w:r>
         <w:rPr>
@@ -451,160 +815,31 @@
           <w:snapToGrid w:val="0"/>
           <w:color w:val="000000"/>
         </w:rPr>
-        <w:t xml:space="preserve">versatile </w:t>
-      </w:r>
-      <w:r>
-        <w:rPr>
-          <w:rFonts w:ascii="Lato" w:hAnsi="Lato" w:cs="Arial"/>
-          <w:snapToGrid w:val="0"/>
-          <w:color w:val="000000"/>
-        </w:rPr>
-        <w:t>oxidant in heterogen</w:t>
-      </w:r>
-      <w:r>
-        <w:rPr>
-          <w:rFonts w:ascii="Lato" w:hAnsi="Lato" w:cs="Arial"/>
-          <w:snapToGrid w:val="0"/>
-          <w:color w:val="000000"/>
-        </w:rPr>
-        <w:t>e</w:t>
-      </w:r>
-      <w:r>
-        <w:rPr>
-          <w:rFonts w:ascii="Lato" w:hAnsi="Lato" w:cs="Arial"/>
-          <w:snapToGrid w:val="0"/>
-          <w:color w:val="000000"/>
-        </w:rPr>
-        <w:t>ous catalysis, primarily due to its ability to deliver mono</w:t>
-      </w:r>
-      <w:r>
-        <w:rPr>
-          <w:rFonts w:ascii="Lato" w:hAnsi="Lato" w:cs="Arial"/>
-          <w:snapToGrid w:val="0"/>
-          <w:color w:val="000000"/>
-        </w:rPr>
-        <w:noBreakHyphen/>
-      </w:r>
-      <w:r>
-        <w:rPr>
-          <w:rFonts w:ascii="Lato" w:hAnsi="Lato" w:cs="Arial"/>
-          <w:snapToGrid w:val="0"/>
-          <w:color w:val="000000"/>
-        </w:rPr>
-        <w:t>oxygen species</w:t>
-      </w:r>
-      <w:r>
-        <w:rPr>
-          <w:rFonts w:ascii="Lato" w:hAnsi="Lato" w:cs="Arial"/>
-          <w:snapToGrid w:val="0"/>
-          <w:color w:val="000000"/>
-        </w:rPr>
-        <w:t xml:space="preserve">, </w:t>
-      </w:r>
-      <w:r>
-        <w:rPr>
-          <w:rFonts w:ascii="Lato" w:hAnsi="Lato" w:cs="Arial"/>
-          <w:snapToGrid w:val="0"/>
-          <w:color w:val="000000"/>
-        </w:rPr>
-        <w:t>thereby enabling</w:t>
-      </w:r>
-      <w:r>
-        <w:rPr>
-          <w:rFonts w:ascii="Lato" w:hAnsi="Lato" w:cs="Arial"/>
-          <w:snapToGrid w:val="0"/>
-          <w:color w:val="000000"/>
-        </w:rPr>
-        <w:t xml:space="preserve"> </w:t>
-      </w:r>
-      <w:r>
-        <w:rPr>
-          <w:rFonts w:ascii="Lato" w:hAnsi="Lato" w:cs="Arial"/>
-          <w:snapToGrid w:val="0"/>
-          <w:color w:val="000000"/>
-        </w:rPr>
-        <w:t>highly selective oxidation</w:t>
-      </w:r>
-      <w:r>
-        <w:rPr>
-          <w:rFonts w:ascii="Lato" w:hAnsi="Lato" w:cs="Arial"/>
-          <w:snapToGrid w:val="0"/>
-          <w:color w:val="000000"/>
-        </w:rPr>
-        <w:t xml:space="preserve">. </w:t>
-      </w:r>
-      <w:r>
-        <w:rPr>
-          <w:rFonts w:ascii="Lato" w:hAnsi="Lato" w:cs="Arial"/>
-          <w:snapToGrid w:val="0"/>
-          <w:color w:val="000000"/>
-        </w:rPr>
-        <w:t xml:space="preserve">Despite </w:t>
-      </w:r>
-      <w:r>
-        <w:rPr>
-          <w:rFonts w:ascii="Lato" w:hAnsi="Lato" w:cs="Arial"/>
-          <w:snapToGrid w:val="0"/>
-          <w:color w:val="000000"/>
-        </w:rPr>
-        <w:t>being a greenhouse gas</w:t>
-      </w:r>
-      <w:r>
-        <w:rPr>
-          <w:rFonts w:ascii="Lato" w:hAnsi="Lato" w:cs="Arial"/>
-          <w:snapToGrid w:val="0"/>
-          <w:color w:val="000000"/>
-        </w:rPr>
-        <w:t>, the use of N</w:t>
-      </w:r>
-      <w:r>
-        <w:rPr>
-          <w:rFonts w:ascii="Lato" w:hAnsi="Lato" w:cs="Arial"/>
-          <w:snapToGrid w:val="0"/>
-          <w:color w:val="000000"/>
-          <w:vertAlign w:val="subscript"/>
-        </w:rPr>
-        <w:t>2</w:t>
-      </w:r>
-      <w:r>
-        <w:rPr>
-          <w:rFonts w:ascii="Lato" w:hAnsi="Lato" w:cs="Arial"/>
-          <w:snapToGrid w:val="0"/>
-          <w:color w:val="000000"/>
-        </w:rPr>
-        <w:t xml:space="preserve">O </w:t>
-      </w:r>
-      <w:r>
-        <w:rPr>
-          <w:rFonts w:ascii="Lato" w:hAnsi="Lato" w:cs="Arial"/>
-          <w:snapToGrid w:val="0"/>
-          <w:color w:val="000000"/>
-        </w:rPr>
-        <w:t>in oxidation chemistry</w:t>
-      </w:r>
-      <w:r>
-        <w:rPr>
-          <w:rFonts w:ascii="Lato" w:hAnsi="Lato" w:cs="Arial"/>
-          <w:snapToGrid w:val="0"/>
-          <w:color w:val="000000"/>
-        </w:rPr>
-        <w:t xml:space="preserve"> result</w:t>
-      </w:r>
-      <w:r>
-        <w:rPr>
-          <w:rFonts w:ascii="Lato" w:hAnsi="Lato" w:cs="Arial"/>
-          <w:snapToGrid w:val="0"/>
-          <w:color w:val="000000"/>
-        </w:rPr>
-        <w:t>s</w:t>
-      </w:r>
-      <w:r>
-        <w:rPr>
-          <w:rFonts w:ascii="Lato" w:hAnsi="Lato" w:cs="Arial"/>
-          <w:snapToGrid w:val="0"/>
-          <w:color w:val="000000"/>
-        </w:rPr>
-        <w:t xml:space="preserve"> in </w:t>
+        <w:t>technology</w:t>
+      </w:r>
+      <w:r>
+        <w:rPr>
+          <w:rFonts w:ascii="Lato" w:hAnsi="Lato" w:cs="Arial"/>
+          <w:snapToGrid w:val="0"/>
+          <w:color w:val="000000"/>
+        </w:rPr>
+        <w:t xml:space="preserve"> associated with significant safety risks. A </w:t>
+      </w:r>
+      <w:r>
+        <w:rPr>
+          <w:rFonts w:ascii="Lato" w:hAnsi="Lato" w:cs="Arial"/>
+          <w:snapToGrid w:val="0"/>
+          <w:color w:val="000000"/>
+        </w:rPr>
+        <w:t>promising</w:t>
+      </w:r>
+      <w:r>
+        <w:rPr>
+          <w:rFonts w:ascii="Lato" w:hAnsi="Lato" w:cs="Arial"/>
+          <w:snapToGrid w:val="0"/>
+          <w:color w:val="000000"/>
+        </w:rPr>
+        <w:t xml:space="preserve"> alternative involves </w:t>
       </w:r>
       <w:r>
         <w:rPr>
@@ -620,160 +855,7 @@
           <w:snapToGrid w:val="0"/>
           <w:color w:val="000000"/>
         </w:rPr>
-        <w:t xml:space="preserve">eventual release of nitrogen, a </w:t>
-      </w:r>
-      <w:r>
-        <w:rPr>
-          <w:rFonts w:ascii="Lato" w:hAnsi="Lato" w:cs="Arial"/>
-          <w:snapToGrid w:val="0"/>
-          <w:color w:val="000000"/>
-        </w:rPr>
-        <w:t>harmless</w:t>
-      </w:r>
-      <w:r>
-        <w:rPr>
-          <w:rFonts w:ascii="Lato" w:hAnsi="Lato" w:cs="Arial"/>
-          <w:snapToGrid w:val="0"/>
-          <w:color w:val="000000"/>
-        </w:rPr>
-        <w:t xml:space="preserve"> </w:t>
-      </w:r>
-      <w:r>
-        <w:rPr>
-          <w:rFonts w:ascii="Lato" w:hAnsi="Lato" w:cs="Arial"/>
-          <w:snapToGrid w:val="0"/>
-          <w:color w:val="000000"/>
-        </w:rPr>
-        <w:t>by</w:t>
-      </w:r>
-      <w:r>
-        <w:rPr>
-          <w:rFonts w:ascii="Lato" w:hAnsi="Lato" w:cs="Arial"/>
-          <w:snapToGrid w:val="0"/>
-          <w:color w:val="000000"/>
-        </w:rPr>
-        <w:noBreakHyphen/>
-      </w:r>
-      <w:r>
-        <w:rPr>
-          <w:rFonts w:ascii="Lato" w:hAnsi="Lato" w:cs="Arial"/>
-          <w:snapToGrid w:val="0"/>
-          <w:color w:val="000000"/>
-        </w:rPr>
-        <w:t>product</w:t>
-      </w:r>
-      <w:r>
-        <w:rPr>
-          <w:rFonts w:ascii="Lato" w:hAnsi="Lato" w:cs="Arial"/>
-          <w:snapToGrid w:val="0"/>
-          <w:color w:val="000000"/>
-        </w:rPr>
-        <w:t xml:space="preserve">, </w:t>
-      </w:r>
-      <w:r>
-        <w:rPr>
-          <w:rFonts w:ascii="Lato" w:hAnsi="Lato" w:cs="Arial"/>
-          <w:snapToGrid w:val="0"/>
-          <w:color w:val="000000"/>
-        </w:rPr>
-        <w:t xml:space="preserve">and is therefore often referred to as a green oxidant. </w:t>
-      </w:r>
-      <w:r>
-        <w:rPr>
-          <w:rFonts w:ascii="Lato" w:hAnsi="Lato" w:cs="Arial"/>
-          <w:snapToGrid w:val="0"/>
-          <w:color w:val="000000"/>
-        </w:rPr>
-        <w:t xml:space="preserve">Currently, </w:t>
-      </w:r>
-      <w:r>
-        <w:rPr>
-          <w:rFonts w:ascii="Lato" w:hAnsi="Lato" w:cs="Arial"/>
-          <w:snapToGrid w:val="0"/>
-          <w:color w:val="000000"/>
-        </w:rPr>
-        <w:t>most of the deliberately synthesized</w:t>
-      </w:r>
-      <w:r>
-        <w:rPr>
-          <w:rFonts w:ascii="Lato" w:hAnsi="Lato" w:cs="Arial"/>
-          <w:snapToGrid w:val="0"/>
-          <w:color w:val="000000"/>
-        </w:rPr>
-        <w:t xml:space="preserve"> </w:t>
-      </w:r>
-      <w:r>
-        <w:rPr>
-          <w:rFonts w:ascii="Lato" w:hAnsi="Lato" w:cs="Arial"/>
-          <w:snapToGrid w:val="0"/>
-          <w:color w:val="000000"/>
-        </w:rPr>
-        <w:t>N</w:t>
-      </w:r>
-      <w:r>
-        <w:rPr>
-          <w:rFonts w:ascii="Lato" w:hAnsi="Lato" w:cs="Arial"/>
-          <w:snapToGrid w:val="0"/>
-          <w:color w:val="000000"/>
-          <w:vertAlign w:val="subscript"/>
-        </w:rPr>
-        <w:t>2</w:t>
-      </w:r>
-      <w:r>
-        <w:rPr>
-          <w:rFonts w:ascii="Lato" w:hAnsi="Lato" w:cs="Arial"/>
-          <w:snapToGrid w:val="0"/>
-          <w:color w:val="000000"/>
-        </w:rPr>
-        <w:t>O is produced via the multi</w:t>
-      </w:r>
-      <w:r>
-        <w:rPr>
-          <w:rFonts w:ascii="Lato" w:hAnsi="Lato" w:cs="Arial"/>
-          <w:snapToGrid w:val="0"/>
-          <w:color w:val="000000"/>
-        </w:rPr>
-        <w:noBreakHyphen/>
-      </w:r>
-      <w:r>
-        <w:rPr>
-          <w:rFonts w:ascii="Lato" w:hAnsi="Lato" w:cs="Arial"/>
-          <w:snapToGrid w:val="0"/>
-          <w:color w:val="000000"/>
-        </w:rPr>
-        <w:t xml:space="preserve">step thermal decomposition of ammonium nitrate—a </w:t>
-      </w:r>
-      <w:r>
-        <w:rPr>
-          <w:rFonts w:ascii="Lato" w:hAnsi="Lato" w:cs="Arial"/>
-          <w:snapToGrid w:val="0"/>
-          <w:color w:val="000000"/>
-        </w:rPr>
-        <w:t>technology</w:t>
-      </w:r>
-      <w:r>
-        <w:rPr>
-          <w:rFonts w:ascii="Lato" w:hAnsi="Lato" w:cs="Arial"/>
-          <w:snapToGrid w:val="0"/>
-          <w:color w:val="000000"/>
-        </w:rPr>
-        <w:t xml:space="preserve"> associated with significant safety risks due to the explosive nature of nitrate salts. A </w:t>
-      </w:r>
-      <w:r>
-        <w:rPr>
-          <w:rFonts w:ascii="Lato" w:hAnsi="Lato" w:cs="Arial"/>
-          <w:snapToGrid w:val="0"/>
-          <w:color w:val="000000"/>
-        </w:rPr>
-        <w:t>promising</w:t>
-      </w:r>
-      <w:r>
-        <w:rPr>
-          <w:rFonts w:ascii="Lato" w:hAnsi="Lato" w:cs="Arial"/>
-          <w:snapToGrid w:val="0"/>
-          <w:color w:val="000000"/>
-        </w:rPr>
-        <w:t xml:space="preserve"> alternative involves the direct </w:t>
+        <w:t xml:space="preserve">direct </w:t>
       </w:r>
       <w:r>
         <w:rPr>
@@ -797,23 +879,31 @@
           <w:snapToGrid w:val="0"/>
           <w:color w:val="000000"/>
         </w:rPr>
-        <w:t xml:space="preserve">holding the potential of </w:t>
-      </w:r>
-      <w:r>
-        <w:rPr>
-          <w:rFonts w:ascii="Lato" w:hAnsi="Lato" w:cs="Arial"/>
-          <w:snapToGrid w:val="0"/>
-          <w:color w:val="000000"/>
-        </w:rPr>
-        <w:t>streamlining</w:t>
-      </w:r>
-      <w:r>
-        <w:rPr>
-          <w:rFonts w:ascii="Lato" w:hAnsi="Lato" w:cs="Arial"/>
-          <w:snapToGrid w:val="0"/>
-          <w:color w:val="000000"/>
-        </w:rPr>
-        <w:t xml:space="preserve"> production while addressing safety concerns. </w:t>
+        <w:t xml:space="preserve">which could </w:t>
+      </w:r>
+      <w:r>
+        <w:rPr>
+          <w:rFonts w:ascii="Lato" w:hAnsi="Lato" w:cs="Arial"/>
+          <w:snapToGrid w:val="0"/>
+          <w:color w:val="000000"/>
+        </w:rPr>
+        <w:t>streamlin</w:t>
+      </w:r>
+      <w:r>
+        <w:rPr>
+          <w:rFonts w:ascii="Lato" w:hAnsi="Lato" w:cs="Arial"/>
+          <w:snapToGrid w:val="0"/>
+          <w:color w:val="000000"/>
+        </w:rPr>
+        <w:t xml:space="preserve">e </w:t>
+      </w:r>
+      <w:r>
+        <w:rPr>
+          <w:rFonts w:ascii="Lato" w:hAnsi="Lato" w:cs="Arial"/>
+          <w:snapToGrid w:val="0"/>
+          <w:color w:val="000000"/>
+        </w:rPr>
+        <w:t xml:space="preserve">production while addressing safety concerns. </w:t>
       </w:r>
       <w:r>
         <w:rPr>
@@ -829,7 +919,7 @@
           <w:snapToGrid w:val="0"/>
           <w:color w:val="000000"/>
         </w:rPr>
-        <w:t>novel synthesis route</w:t>
+        <w:t>synthesis route</w:t>
       </w:r>
       <w:r>
         <w:rPr>
@@ -853,7 +943,23 @@
           <w:snapToGrid w:val="0"/>
           <w:color w:val="000000"/>
         </w:rPr>
+        <w:t>,</w:t>
+      </w:r>
+      <w:r>
+        <w:rPr>
+          <w:rFonts w:ascii="Lato" w:hAnsi="Lato" w:cs="Arial"/>
+          <w:snapToGrid w:val="0"/>
+          <w:color w:val="000000"/>
+        </w:rPr>
         <w:t xml:space="preserve"> for the first time</w:t>
+      </w:r>
+      <w:r>
+        <w:rPr>
+          <w:rFonts w:ascii="Lato" w:hAnsi="Lato" w:cs="Arial"/>
+          <w:snapToGrid w:val="0"/>
+          <w:color w:val="000000"/>
+        </w:rPr>
+        <w:t>,</w:t>
       </w:r>
       <w:r>
         <w:rPr>
@@ -977,7 +1083,7 @@
           <w:snapToGrid w:val="0"/>
           <w:color w:val="000000"/>
         </w:rPr>
-        <w:t>step ammonium nitrate decomposition route for N</w:t>
+        <w:t>step route for N</w:t>
       </w:r>
       <w:r>
         <w:rPr>
@@ -1058,24 +1164,71 @@
           <w:snapToGrid w:val="0"/>
           <w:color w:val="000000"/>
         </w:rPr>
-        <w:t xml:space="preserve">based (green) ammonia—reduces both production costs and carbon footprint by more than 20%. </w:t>
-      </w:r>
-      <w:r>
-        <w:rPr>
-          <w:rFonts w:ascii="Lato" w:hAnsi="Lato" w:cs="Arial"/>
-          <w:snapToGrid w:val="0"/>
-          <w:color w:val="000000"/>
-        </w:rPr>
-        <w:t>Furthermore, safety metrics indicate a significant reduction in hazard potential for the one</w:t>
-      </w:r>
-      <w:r>
-        <w:rPr>
-          <w:rFonts w:ascii="Lato" w:hAnsi="Lato" w:cs="Arial"/>
-          <w:snapToGrid w:val="0"/>
-          <w:color w:val="000000"/>
-        </w:rPr>
-        <w:noBreakHyphen/>
-        <w:t>step pathway.</w:t>
+        <w:t xml:space="preserve">based (green) ammonia—reduces both production costs and carbon footprint by </w:t>
+      </w:r>
+      <w:r>
+        <w:rPr>
+          <w:rFonts w:ascii="Lato" w:hAnsi="Lato" w:cs="Arial"/>
+          <w:snapToGrid w:val="0"/>
+          <w:color w:val="000000"/>
+        </w:rPr>
+        <w:t>over</w:t>
+      </w:r>
+      <w:r>
+        <w:rPr>
+          <w:rFonts w:ascii="Lato" w:hAnsi="Lato" w:cs="Arial"/>
+          <w:snapToGrid w:val="0"/>
+          <w:color w:val="000000"/>
+        </w:rPr>
+        <w:t xml:space="preserve"> 20</w:t>
+      </w:r>
+      <w:r>
+        <w:rPr>
+          <w:rFonts w:ascii="Lato" w:hAnsi="Lato" w:cs="Arial"/>
+          <w:snapToGrid w:val="0"/>
+          <w:color w:val="000000"/>
+        </w:rPr>
+        <w:t xml:space="preserve">%, </w:t>
+      </w:r>
+      <w:r>
+        <w:rPr>
+          <w:rFonts w:ascii="Lato" w:hAnsi="Lato" w:cs="Arial"/>
+          <w:snapToGrid w:val="0"/>
+          <w:color w:val="000000"/>
+        </w:rPr>
+        <w:t>while</w:t>
+      </w:r>
+      <w:r>
+        <w:rPr>
+          <w:rFonts w:ascii="Lato" w:hAnsi="Lato" w:cs="Arial"/>
+          <w:snapToGrid w:val="0"/>
+          <w:color w:val="000000"/>
+        </w:rPr>
+        <w:t xml:space="preserve"> significantly lower</w:t>
+      </w:r>
+      <w:r>
+        <w:rPr>
+          <w:rFonts w:ascii="Lato" w:hAnsi="Lato" w:cs="Arial"/>
+          <w:snapToGrid w:val="0"/>
+          <w:color w:val="000000"/>
+        </w:rPr>
+        <w:t>ing</w:t>
+      </w:r>
+      <w:r>
+        <w:rPr>
+          <w:rFonts w:ascii="Lato" w:hAnsi="Lato" w:cs="Arial"/>
+          <w:snapToGrid w:val="0"/>
+          <w:color w:val="000000"/>
+        </w:rPr>
+        <w:t xml:space="preserve"> safety hazard potential</w:t>
+      </w:r>
+      <w:r>
+        <w:rPr>
+          <w:rFonts w:ascii="Lato" w:hAnsi="Lato" w:cs="Arial"/>
+          <w:snapToGrid w:val="0"/>
+          <w:color w:val="000000"/>
+        </w:rPr>
+        <w:t>.</w:t>
       </w:r>
     </w:p>
     <w:p>
@@ -1094,7 +1247,23 @@
           <w:snapToGrid w:val="0"/>
           <w:color w:val="000000"/>
         </w:rPr>
-        <w:t>In a second part of the study we b</w:t>
+        <w:t>In a second part of the study</w:t>
+      </w:r>
+      <w:r>
+        <w:rPr>
+          <w:rFonts w:ascii="Lato" w:hAnsi="Lato" w:cs="Arial"/>
+          <w:snapToGrid w:val="0"/>
+          <w:color w:val="000000"/>
+        </w:rPr>
+        <w:t>,</w:t>
+      </w:r>
+      <w:r>
+        <w:rPr>
+          <w:rFonts w:ascii="Lato" w:hAnsi="Lato" w:cs="Arial"/>
+          <w:snapToGrid w:val="0"/>
+          <w:color w:val="000000"/>
+        </w:rPr>
+        <w:t xml:space="preserve"> we b</w:t>
       </w:r>
       <w:r>
         <w:rPr>
@@ -1193,39 +1362,7 @@
           <w:snapToGrid w:val="0"/>
           <w:color w:val="000000"/>
         </w:rPr>
-        <w:t xml:space="preserve"> another alternative oxidant with </w:t>
-      </w:r>
-      <w:r>
-        <w:rPr>
-          <w:rFonts w:ascii="Lato" w:hAnsi="Lato" w:cs="Arial"/>
-          <w:snapToGrid w:val="0"/>
-          <w:color w:val="000000"/>
-        </w:rPr>
-        <w:t>similar</w:t>
-      </w:r>
-      <w:r>
-        <w:rPr>
-          <w:rFonts w:ascii="Lato" w:hAnsi="Lato" w:cs="Arial"/>
-          <w:snapToGrid w:val="0"/>
-          <w:color w:val="000000"/>
-        </w:rPr>
-        <w:t xml:space="preserve"> features</w:t>
-      </w:r>
-      <w:r>
-        <w:rPr>
-          <w:rFonts w:ascii="Lato" w:hAnsi="Lato" w:cs="Arial"/>
-          <w:snapToGrid w:val="0"/>
-          <w:color w:val="000000"/>
-        </w:rPr>
-        <w:t>—</w:t>
-      </w:r>
-      <w:r>
-        <w:rPr>
-          <w:rFonts w:ascii="Lato" w:hAnsi="Lato" w:cs="Arial"/>
-          <w:snapToGrid w:val="0"/>
-          <w:color w:val="000000"/>
-        </w:rPr>
-        <w:t>mono</w:t>
+        <w:t xml:space="preserve"> another mono</w:t>
       </w:r>
       <w:r>
         <w:rPr>
@@ -1241,39 +1378,39 @@
           <w:snapToGrid w:val="0"/>
           <w:color w:val="000000"/>
         </w:rPr>
-        <w:t xml:space="preserve">oxygen donor, highly selective </w:t>
-      </w:r>
-      <w:r>
-        <w:rPr>
-          <w:rFonts w:ascii="Lato" w:hAnsi="Lato" w:cs="Arial"/>
-          <w:snapToGrid w:val="0"/>
-          <w:color w:val="000000"/>
-        </w:rPr>
-        <w:t>character</w:t>
-      </w:r>
-      <w:r>
-        <w:rPr>
-          <w:rFonts w:ascii="Lato" w:hAnsi="Lato" w:cs="Arial"/>
-          <w:snapToGrid w:val="0"/>
-          <w:color w:val="000000"/>
-        </w:rPr>
-        <w:t xml:space="preserve">, and </w:t>
-      </w:r>
-      <w:r>
-        <w:rPr>
-          <w:rFonts w:ascii="Lato" w:hAnsi="Lato" w:cs="Arial"/>
-          <w:snapToGrid w:val="0"/>
-          <w:color w:val="000000"/>
-        </w:rPr>
-        <w:t xml:space="preserve">leading to </w:t>
-      </w:r>
-      <w:r>
-        <w:rPr>
-          <w:rFonts w:ascii="Lato" w:hAnsi="Lato" w:cs="Arial"/>
-          <w:snapToGrid w:val="0"/>
-          <w:color w:val="000000"/>
-        </w:rPr>
-        <w:t>benign by</w:t>
+        <w:t xml:space="preserve">oxygen donor </w:t>
+      </w:r>
+      <w:r>
+        <w:rPr>
+          <w:rFonts w:ascii="Lato" w:hAnsi="Lato" w:cs="Arial"/>
+          <w:snapToGrid w:val="0"/>
+          <w:color w:val="000000"/>
+        </w:rPr>
+        <w:t xml:space="preserve">with </w:t>
+      </w:r>
+      <w:r>
+        <w:rPr>
+          <w:rFonts w:ascii="Lato" w:hAnsi="Lato" w:cs="Arial"/>
+          <w:snapToGrid w:val="0"/>
+          <w:color w:val="000000"/>
+        </w:rPr>
+        <w:t>high selectiv</w:t>
+      </w:r>
+      <w:r>
+        <w:rPr>
+          <w:rFonts w:ascii="Lato" w:hAnsi="Lato" w:cs="Arial"/>
+          <w:snapToGrid w:val="0"/>
+          <w:color w:val="000000"/>
+        </w:rPr>
+        <w:t xml:space="preserve">ity </w:t>
+      </w:r>
+      <w:r>
+        <w:rPr>
+          <w:rFonts w:ascii="Lato" w:hAnsi="Lato" w:cs="Arial"/>
+          <w:snapToGrid w:val="0"/>
+          <w:color w:val="000000"/>
+        </w:rPr>
+        <w:t>and benign by</w:t>
       </w:r>
       <w:r>
         <w:rPr>
@@ -1297,7 +1434,7 @@
           <w:snapToGrid w:val="0"/>
           <w:color w:val="000000"/>
         </w:rPr>
-        <w:t>—w</w:t>
+        <w:t>. W</w:t>
       </w:r>
       <w:r>
         <w:rPr>
@@ -1330,7 +1467,23 @@
           <w:snapToGrid w:val="0"/>
           <w:color w:val="000000"/>
         </w:rPr>
-        <w:t>O produced using a 28% fossil/72% green ammonia blend can match H</w:t>
+        <w:t xml:space="preserve">O produced using a </w:t>
+      </w:r>
+      <w:r>
+        <w:rPr>
+          <w:rFonts w:ascii="Lato" w:hAnsi="Lato" w:cs="Arial"/>
+          <w:snapToGrid w:val="0"/>
+          <w:color w:val="000000"/>
+        </w:rPr>
+        <w:t>f</w:t>
+      </w:r>
+      <w:r>
+        <w:rPr>
+          <w:rFonts w:ascii="Lato" w:hAnsi="Lato" w:cs="Arial"/>
+          <w:snapToGrid w:val="0"/>
+          <w:color w:val="000000"/>
+        </w:rPr>
+        <w:t>ossil/green ammonia blend can match H</w:t>
       </w:r>
       <w:r>
         <w:rPr>
@@ -1396,23 +1549,7 @@
           <w:snapToGrid w:val="0"/>
           <w:color w:val="000000"/>
         </w:rPr>
-        <w:t xml:space="preserve">We further demonstrate </w:t>
-      </w:r>
-      <w:r>
-        <w:rPr>
-          <w:rFonts w:ascii="Lato" w:hAnsi="Lato" w:cs="Arial"/>
-          <w:snapToGrid w:val="0"/>
-          <w:color w:val="000000"/>
-        </w:rPr>
-        <w:t xml:space="preserve">the potential of </w:t>
-      </w:r>
-      <w:r>
-        <w:rPr>
-          <w:rFonts w:ascii="Lato" w:hAnsi="Lato" w:cs="Arial"/>
-          <w:snapToGrid w:val="0"/>
-          <w:color w:val="000000"/>
-        </w:rPr>
-        <w:t>N</w:t>
+        <w:t>We further demonstrate N</w:t>
       </w:r>
       <w:r>
         <w:rPr>
@@ -1429,7 +1566,39 @@
           <w:snapToGrid w:val="0"/>
           <w:color w:val="000000"/>
         </w:rPr>
-        <w:t xml:space="preserve">O in </w:t>
+        <w:t>O</w:t>
+      </w:r>
+      <w:r>
+        <w:rPr>
+          <w:rFonts w:ascii="Lato" w:hAnsi="Lato" w:cs="Arial"/>
+          <w:snapToGrid w:val="0"/>
+          <w:color w:val="000000"/>
+        </w:rPr>
+        <w:t>’s</w:t>
+      </w:r>
+      <w:r>
+        <w:rPr>
+          <w:rFonts w:ascii="Lato" w:hAnsi="Lato" w:cs="Arial"/>
+          <w:snapToGrid w:val="0"/>
+          <w:color w:val="000000"/>
+        </w:rPr>
+        <w:t xml:space="preserve"> </w:t>
+      </w:r>
+      <w:r>
+        <w:rPr>
+          <w:rFonts w:ascii="Lato" w:hAnsi="Lato" w:cs="Arial"/>
+          <w:snapToGrid w:val="0"/>
+          <w:color w:val="000000"/>
+        </w:rPr>
+        <w:t xml:space="preserve">potential </w:t>
+      </w:r>
+      <w:r>
+        <w:rPr>
+          <w:rFonts w:ascii="Lato" w:hAnsi="Lato" w:cs="Arial"/>
+          <w:snapToGrid w:val="0"/>
+          <w:color w:val="000000"/>
+        </w:rPr>
+        <w:t xml:space="preserve">in </w:t>
       </w:r>
       <w:r>
         <w:rPr>
@@ -1453,23 +1622,47 @@
           <w:snapToGrid w:val="0"/>
           <w:color w:val="000000"/>
         </w:rPr>
-        <w:t xml:space="preserve"> with</w:t>
-      </w:r>
-      <w:r>
-        <w:rPr>
-          <w:rFonts w:ascii="Lato" w:hAnsi="Lato" w:cs="Arial"/>
-          <w:snapToGrid w:val="0"/>
-          <w:color w:val="000000"/>
-        </w:rPr>
-        <w:t xml:space="preserve"> 10% lower costs and reduced carbon footprint compared to the conventional cumene route. </w:t>
-      </w:r>
-      <w:r>
-        <w:rPr>
-          <w:rFonts w:ascii="Lato" w:hAnsi="Lato" w:cs="Arial"/>
-          <w:snapToGrid w:val="0"/>
-          <w:color w:val="000000"/>
-        </w:rPr>
-        <w:t>Finally, a prospective assessment projected for 2050 reveals potential reductions in production costs and climate change impacts across all technologies.</w:t>
+        <w:t>,</w:t>
+      </w:r>
+      <w:r>
+        <w:rPr>
+          <w:rFonts w:ascii="Lato" w:hAnsi="Lato" w:cs="Arial"/>
+          <w:snapToGrid w:val="0"/>
+          <w:color w:val="000000"/>
+        </w:rPr>
+        <w:t xml:space="preserve"> </w:t>
+      </w:r>
+      <w:r>
+        <w:rPr>
+          <w:rFonts w:ascii="Lato" w:hAnsi="Lato" w:cs="Arial"/>
+          <w:snapToGrid w:val="0"/>
+          <w:color w:val="000000"/>
+        </w:rPr>
+        <w:t xml:space="preserve">compared to the conventional cumene route. </w:t>
+      </w:r>
+      <w:r>
+        <w:rPr>
+          <w:rFonts w:ascii="Lato" w:hAnsi="Lato" w:cs="Arial"/>
+          <w:snapToGrid w:val="0"/>
+          <w:color w:val="000000"/>
+        </w:rPr>
+        <w:t xml:space="preserve">Finally, a prospective assessment for 2050 reveals potential reductions in costs and </w:t>
+      </w:r>
+      <w:r>
+        <w:rPr>
+          <w:rFonts w:ascii="Lato" w:hAnsi="Lato" w:cs="Arial"/>
+          <w:snapToGrid w:val="0"/>
+          <w:color w:val="000000"/>
+        </w:rPr>
+        <w:t>carbon footprint</w:t>
+      </w:r>
+      <w:r>
+        <w:rPr>
+          <w:rFonts w:ascii="Lato" w:hAnsi="Lato" w:cs="Arial"/>
+          <w:snapToGrid w:val="0"/>
+          <w:color w:val="000000"/>
+        </w:rPr>
+        <w:t xml:space="preserve"> across all technologies.</w:t>
       </w:r>
     </w:p>
     <w:p>
@@ -1519,7 +1712,39 @@
           <w:snapToGrid w:val="0"/>
           <w:color w:val="000000"/>
         </w:rPr>
-        <w:t>O in green chemistry application and emphasises the use of in</w:t>
+        <w:t>O in green chemistry application</w:t>
+      </w:r>
+      <w:r>
+        <w:rPr>
+          <w:rFonts w:ascii="Lato" w:hAnsi="Lato" w:cs="Arial"/>
+          <w:snapToGrid w:val="0"/>
+          <w:color w:val="000000"/>
+        </w:rPr>
+        <w:t>s</w:t>
+      </w:r>
+      <w:r>
+        <w:rPr>
+          <w:rFonts w:ascii="Lato" w:hAnsi="Lato" w:cs="Arial"/>
+          <w:snapToGrid w:val="0"/>
+          <w:color w:val="000000"/>
+        </w:rPr>
+        <w:t xml:space="preserve"> and emphasise the </w:t>
+      </w:r>
+      <w:r>
+        <w:rPr>
+          <w:rFonts w:ascii="Lato" w:hAnsi="Lato" w:cs="Arial"/>
+          <w:snapToGrid w:val="0"/>
+          <w:color w:val="000000"/>
+        </w:rPr>
+        <w:t>importance</w:t>
+      </w:r>
+      <w:r>
+        <w:rPr>
+          <w:rFonts w:ascii="Lato" w:hAnsi="Lato" w:cs="Arial"/>
+          <w:snapToGrid w:val="0"/>
+          <w:color w:val="000000"/>
+        </w:rPr>
+        <w:t xml:space="preserve"> of in</w:t>
       </w:r>
       <w:r>
         <w:rPr>
@@ -1623,7 +1848,7 @@
           <w:snapToGrid w:val="0"/>
           <w:color w:val="000000"/>
         </w:rPr>
-        <w:t xml:space="preserve"> atom economy, catalysis, safer chemistry for accident prevention, and the use of less hazardous chemical syntheses. We are confident </w:t>
+        <w:t xml:space="preserve"> atom economy, catalysis, safer chemistry, and the use of less hazardous syntheses. We are confident </w:t>
       </w:r>
       <w:r>
         <w:rPr>
@@ -1681,7 +1906,7 @@
           <w:lang w:eastAsia="zh-CN"/>
         </w:rPr>
         <w:drawing>
-          <wp:anchor distT="0" distB="0" distL="114300" distR="114300" simplePos="0" relativeHeight="251659264" behindDoc="0" locked="0" layoutInCell="1" allowOverlap="1" wp14:anchorId="047128FB" wp14:editId="7CEF3812">
+          <wp:anchor distT="0" distB="0" distL="114300" distR="114300" simplePos="0" relativeHeight="251659264" behindDoc="0" locked="0" layoutInCell="1" allowOverlap="1" wp14:anchorId="047128FB" wp14:editId="013E460E">
             <wp:simplePos x="0" y="0"/>
             <wp:positionH relativeFrom="margin">
               <wp:posOffset>172085</wp:posOffset>
@@ -1872,7 +2097,6 @@
         </w:rPr>
         <w:t xml:space="preserve">Prof. Dr. </w:t>
       </w:r>
-      <w:proofErr w:type="spellStart"/>
       <w:r>
         <w:rPr>
           <w:rFonts w:ascii="Lato" w:hAnsi="Lato" w:cs="Arial"/>
@@ -1880,29 +2104,8 @@
           <w:snapToGrid w:val="0"/>
           <w:color w:val="000000"/>
         </w:rPr>
-        <w:t>Prodromos</w:t>
-      </w:r>
-      <w:proofErr w:type="spellEnd"/>
-      <w:r>
-        <w:rPr>
-          <w:rFonts w:ascii="Lato" w:hAnsi="Lato" w:cs="Arial"/>
-          <w:b/>
-          <w:snapToGrid w:val="0"/>
-          <w:color w:val="000000"/>
-        </w:rPr>
-        <w:t xml:space="preserve"> </w:t>
-      </w:r>
-      <w:proofErr w:type="spellStart"/>
-      <w:r>
-        <w:rPr>
-          <w:rFonts w:ascii="Lato" w:hAnsi="Lato" w:cs="Arial"/>
-          <w:b/>
-          <w:snapToGrid w:val="0"/>
-          <w:color w:val="000000"/>
-        </w:rPr>
-        <w:t>Daoutidis</w:t>
-      </w:r>
-      <w:proofErr w:type="spellEnd"/>
+        <w:t>Ive Hermans</w:t>
+      </w:r>
     </w:p>
     <w:p>
       <w:pPr>
@@ -1923,7 +2126,31 @@
           <w:snapToGrid w:val="0"/>
           <w:color w:val="000000"/>
         </w:rPr>
-        <w:t>University of Minnesota</w:t>
+        <w:t xml:space="preserve">University of </w:t>
+      </w:r>
+      <w:r>
+        <w:rPr>
+          <w:rFonts w:ascii="Lato" w:hAnsi="Lato" w:cs="Arial"/>
+          <w:snapToGrid w:val="0"/>
+          <w:color w:val="000000"/>
+        </w:rPr>
+        <w:t>Wiscosin</w:t>
+      </w:r>
+      <w:r>
+        <w:rPr>
+          <w:rFonts w:ascii="Lato" w:hAnsi="Lato" w:cs="Arial"/>
+          <w:snapToGrid w:val="0"/>
+          <w:color w:val="000000"/>
+        </w:rPr>
+        <w:noBreakHyphen/>
+      </w:r>
+      <w:r>
+        <w:rPr>
+          <w:rFonts w:ascii="Lato" w:hAnsi="Lato" w:cs="Arial"/>
+          <w:snapToGrid w:val="0"/>
+          <w:color w:val="000000"/>
+        </w:rPr>
+        <w:t>Madison</w:t>
       </w:r>
       <w:r>
         <w:rPr>
@@ -1977,7 +2204,7 @@
           <w:rFonts w:ascii="Lato" w:hAnsi="Lato" w:cs="Arial"/>
           <w:snapToGrid w:val="0"/>
         </w:rPr>
-        <w:t>daout001@umn.edu</w:t>
+        <w:t>hermans@chem.wisc.edu</w:t>
       </w:r>
     </w:p>
     <w:p>
@@ -2014,7 +2241,7 @@
           <w:snapToGrid w:val="0"/>
           <w:color w:val="000000"/>
         </w:rPr>
-        <w:t>Process engineering</w:t>
+        <w:t>Heterogenous catalysis</w:t>
       </w:r>
       <w:r>
         <w:rPr>
@@ -2030,31 +2257,7 @@
           <w:snapToGrid w:val="0"/>
           <w:color w:val="000000"/>
         </w:rPr>
-        <w:t>Sustainable production of chemicals</w:t>
-      </w:r>
-      <w:r>
-        <w:rPr>
-          <w:rFonts w:ascii="Lato" w:hAnsi="Lato" w:cs="Arial"/>
-          <w:snapToGrid w:val="0"/>
-          <w:color w:val="000000"/>
-        </w:rPr>
-        <w:t>,</w:t>
-      </w:r>
-      <w:r>
-        <w:rPr>
-          <w:rFonts w:ascii="Lato" w:hAnsi="Lato" w:cs="Arial"/>
-          <w:snapToGrid w:val="0"/>
-          <w:color w:val="000000"/>
-        </w:rPr>
-        <w:t xml:space="preserve"> </w:t>
-      </w:r>
-      <w:r>
-        <w:rPr>
-          <w:rFonts w:ascii="Lato" w:hAnsi="Lato" w:cs="Arial"/>
-          <w:snapToGrid w:val="0"/>
-          <w:color w:val="000000"/>
-        </w:rPr>
-        <w:t>Green ammonia economics</w:t>
+        <w:t>Utilization of renewable feedstocks</w:t>
       </w:r>
     </w:p>
     <w:p>
@@ -2099,38 +2302,10 @@
           <w:snapToGrid w:val="0"/>
           <w:color w:val="000000"/>
         </w:rPr>
-        <w:t xml:space="preserve">Carlos </w:t>
-      </w:r>
-      <w:proofErr w:type="spellStart"/>
-      <w:r>
-        <w:rPr>
-          <w:rFonts w:ascii="Lato" w:hAnsi="Lato" w:cs="Arial"/>
-          <w:b/>
-          <w:snapToGrid w:val="0"/>
-          <w:color w:val="000000"/>
-        </w:rPr>
-        <w:t>Pozo</w:t>
-      </w:r>
-      <w:proofErr w:type="spellEnd"/>
-      <w:r>
-        <w:rPr>
-          <w:rFonts w:ascii="Lato" w:hAnsi="Lato" w:cs="Arial"/>
-          <w:b/>
-          <w:snapToGrid w:val="0"/>
-          <w:color w:val="000000"/>
-        </w:rPr>
-        <w:t xml:space="preserve"> Fern</w:t>
-      </w:r>
-      <w:r>
-        <w:rPr>
-          <w:rFonts w:ascii="Lato" w:hAnsi="Lato" w:cs="Arial"/>
-          <w:b/>
-          <w:bCs/>
-          <w:snapToGrid w:val="0"/>
-          <w:color w:val="000000"/>
-        </w:rPr>
-        <w:t>ández</w:t>
-      </w:r>
+        <w:t>xxx</w:t>
+      </w:r>
+      <w:bookmarkStart w:id="1" w:name="_GoBack"/>
+      <w:bookmarkEnd w:id="1"/>
     </w:p>
     <w:p>
       <w:pPr>
@@ -2151,36 +2326,8 @@
           <w:snapToGrid w:val="0"/>
           <w:color w:val="000000"/>
         </w:rPr>
-        <w:t xml:space="preserve">University of </w:t>
-      </w:r>
-      <w:proofErr w:type="spellStart"/>
-      <w:r>
-        <w:rPr>
-          <w:rFonts w:ascii="Lato" w:hAnsi="Lato" w:cs="Arial"/>
-          <w:snapToGrid w:val="0"/>
-          <w:color w:val="000000"/>
-        </w:rPr>
-        <w:t>Rovira</w:t>
-      </w:r>
-      <w:proofErr w:type="spellEnd"/>
-      <w:r>
-        <w:rPr>
-          <w:rFonts w:ascii="Lato" w:hAnsi="Lato" w:cs="Arial"/>
-          <w:snapToGrid w:val="0"/>
-          <w:color w:val="000000"/>
-        </w:rPr>
-        <w:t xml:space="preserve"> i </w:t>
-      </w:r>
-      <w:proofErr w:type="spellStart"/>
-      <w:r>
-        <w:rPr>
-          <w:rFonts w:ascii="Lato" w:hAnsi="Lato" w:cs="Arial"/>
-          <w:snapToGrid w:val="0"/>
-          <w:color w:val="000000"/>
-        </w:rPr>
-        <w:t>Virgili</w:t>
-      </w:r>
-      <w:proofErr w:type="spellEnd"/>
+        <w:t>xxx</w:t>
+      </w:r>
       <w:r>
         <w:rPr>
           <w:rFonts w:ascii="Lato" w:hAnsi="Lato" w:cs="Arial"/>
@@ -2195,7 +2342,7 @@
           <w:snapToGrid w:val="0"/>
           <w:color w:val="000000"/>
         </w:rPr>
-        <w:t>Spain</w:t>
+        <w:t>xxx</w:t>
       </w:r>
     </w:p>
     <w:p>
@@ -2218,14 +2365,6 @@
         </w:rPr>
         <w:t xml:space="preserve">Email: </w:t>
       </w:r>
-      <w:r>
-        <w:rPr>
-          <w:rStyle w:val="Hyperlink"/>
-          <w:rFonts w:ascii="Lato" w:hAnsi="Lato" w:cs="Arial"/>
-          <w:snapToGrid w:val="0"/>
-        </w:rPr>
-        <w:t>carlos.pozo@urv.cat</w:t>
-      </w:r>
     </w:p>
     <w:p>
       <w:pPr>
@@ -2261,7 +2400,7 @@
           <w:snapToGrid w:val="0"/>
           <w:color w:val="000000"/>
         </w:rPr>
-        <w:t>Sustainability, Process simulation, Life cycle assessment</w:t>
+        <w:t>xxx</w:t>
       </w:r>
     </w:p>
     <w:p>
@@ -2304,19 +2443,8 @@
           <w:snapToGrid w:val="0"/>
           <w:color w:val="000000"/>
         </w:rPr>
-        <w:t>Ana Somoza-</w:t>
-      </w:r>
-      <w:proofErr w:type="spellStart"/>
-      <w:r>
-        <w:rPr>
-          <w:rFonts w:ascii="Lato" w:hAnsi="Lato" w:cs="Arial"/>
-          <w:b/>
-          <w:snapToGrid w:val="0"/>
-          <w:color w:val="000000"/>
-        </w:rPr>
-        <w:t>Tornos</w:t>
-      </w:r>
-      <w:proofErr w:type="spellEnd"/>
+        <w:t>xxx</w:t>
+      </w:r>
     </w:p>
     <w:p>
       <w:pPr>
@@ -2335,7 +2463,15 @@
           <w:snapToGrid w:val="0"/>
           <w:color w:val="000000"/>
         </w:rPr>
-        <w:t>Delft University of Technology,</w:t>
+        <w:t>xxx</w:t>
+      </w:r>
+      <w:r>
+        <w:rPr>
+          <w:rFonts w:ascii="Lato" w:hAnsi="Lato" w:cs="Arial"/>
+          <w:snapToGrid w:val="0"/>
+          <w:color w:val="000000"/>
+        </w:rPr>
+        <w:t>,</w:t>
       </w:r>
       <w:r>
         <w:rPr>
@@ -2351,7 +2487,7 @@
           <w:snapToGrid w:val="0"/>
           <w:color w:val="000000"/>
         </w:rPr>
-        <w:t>Netherlands</w:t>
+        <w:t>xxx</w:t>
       </w:r>
     </w:p>
     <w:p>
@@ -2382,46 +2518,6 @@
         </w:rPr>
         <w:t xml:space="preserve">: </w:t>
       </w:r>
-      <w:r>
-        <w:rPr>
-          <w:rStyle w:val="Hyperlink"/>
-          <w:rFonts w:ascii="Lato" w:hAnsi="Lato" w:cs="Arial"/>
-          <w:snapToGrid w:val="0"/>
-        </w:rPr>
-        <w:t>a.</w:t>
-      </w:r>
-      <w:r>
-        <w:rPr>
-          <w:rStyle w:val="Hyperlink"/>
-          <w:rFonts w:ascii="Lato" w:hAnsi="Lato" w:cs="Arial"/>
-          <w:snapToGrid w:val="0"/>
-        </w:rPr>
-        <w:t>s</w:t>
-      </w:r>
-      <w:r>
-        <w:rPr>
-          <w:rStyle w:val="Hyperlink"/>
-          <w:rFonts w:ascii="Lato" w:hAnsi="Lato" w:cs="Arial"/>
-          <w:snapToGrid w:val="0"/>
-        </w:rPr>
-        <w:t>omoza</w:t>
-      </w:r>
-      <w:r>
-        <w:rPr>
-          <w:rStyle w:val="Hyperlink"/>
-          <w:rFonts w:ascii="Lato" w:hAnsi="Lato" w:cs="Arial"/>
-          <w:snapToGrid w:val="0"/>
-        </w:rPr>
-        <w:t>t</w:t>
-      </w:r>
-      <w:r>
-        <w:rPr>
-          <w:rStyle w:val="Hyperlink"/>
-          <w:rFonts w:ascii="Lato" w:hAnsi="Lato" w:cs="Arial"/>
-          <w:snapToGrid w:val="0"/>
-        </w:rPr>
-        <w:t>ornos@tudelft.nl</w:t>
-      </w:r>
     </w:p>
     <w:p>
       <w:pPr>
@@ -2457,15 +2553,7 @@
           <w:snapToGrid w:val="0"/>
           <w:color w:val="000000"/>
         </w:rPr>
-        <w:t xml:space="preserve">Process modelling </w:t>
-      </w:r>
-      <w:r>
-        <w:rPr>
-          <w:rFonts w:ascii="Lato" w:hAnsi="Lato" w:cs="Arial"/>
-          <w:snapToGrid w:val="0"/>
-          <w:color w:val="000000"/>
-        </w:rPr>
-        <w:t>and simulation, Techno-economic assessment, Life cycle assessment</w:t>
+        <w:t>xxx</w:t>
       </w:r>
     </w:p>
     <w:sectPr>
@@ -3007,7 +3095,7 @@
             </wp:anchor>
           </w:drawing>
         </mc:Choice>
-        <mc:Fallback xmlns:w16sdtfl="http://schemas.microsoft.com/office/word/2024/wordml/sdtformatlock" xmlns:w16sdtdh="http://schemas.microsoft.com/office/word/2020/wordml/sdtdatahash" xmlns:w16du="http://schemas.microsoft.com/office/word/2023/wordml/word16du" xmlns:w16="http://schemas.microsoft.com/office/word/2018/wordml" xmlns:w16cex="http://schemas.microsoft.com/office/word/2018/wordml/cex" xmlns:oel="http://schemas.microsoft.com/office/2019/extlst">
+        <mc:Fallback>
           <w:pict>
             <v:shapetype w14:anchorId="687755F8" id="_x0000_t202" coordsize="21600,21600" o:spt="202" path="m,l,21600r21600,l21600,xe">
               <v:stroke joinstyle="miter"/>
@@ -6729,23 +6817,6 @@
 </file>
 
 <file path=customXml/item1.xml><?xml version="1.0" encoding="utf-8"?>
-<?mso-contentType ?>
-<FormTemplates xmlns="http://schemas.microsoft.com/sharepoint/v3/contenttype/forms">
-  <Display>DocumentLibraryForm</Display>
-  <Edit>DocumentLibraryForm</Edit>
-  <New>DocumentLibraryForm</New>
-</FormTemplates>
-</file>
-
-<file path=customXml/item2.xml><?xml version="1.0" encoding="utf-8"?>
-<p:properties xmlns:p="http://schemas.microsoft.com/office/2006/metadata/properties" xmlns:xsi="http://www.w3.org/2001/XMLSchema-instance" xmlns:pc="http://schemas.microsoft.com/office/infopath/2007/PartnerControls">
-  <documentManagement>
-    <_activity xmlns="16615fda-88ce-4143-8815-31c82837bac0" xsi:nil="true"/>
-  </documentManagement>
-</p:properties>
-</file>
-
-<file path=customXml/item3.xml><?xml version="1.0" encoding="utf-8"?>
 <ct:contentTypeSchema xmlns:ct="http://schemas.microsoft.com/office/2006/metadata/contentType" xmlns:ma="http://schemas.microsoft.com/office/2006/metadata/properties/metaAttributes" ct:_="" ma:_="" ma:contentTypeName="Dokument" ma:contentTypeID="0x0101003F6D30A3C36C134FAEEF983E41323DB8" ma:contentTypeVersion="12" ma:contentTypeDescription="Ein neues Dokument erstellen." ma:contentTypeScope="" ma:versionID="20c7192fb2a15f7cc3f0422d07cb6d71">
   <xsd:schema xmlns:xsd="http://www.w3.org/2001/XMLSchema" xmlns:xs="http://www.w3.org/2001/XMLSchema" xmlns:p="http://schemas.microsoft.com/office/2006/metadata/properties" xmlns:ns3="16615fda-88ce-4143-8815-31c82837bac0" targetNamespace="http://schemas.microsoft.com/office/2006/metadata/properties" ma:root="true" ma:fieldsID="7bd3912767fb96e4c7a1a80214ee35a7" ns3:_="">
     <xsd:import namespace="16615fda-88ce-4143-8815-31c82837bac0"/>
@@ -6941,29 +7012,28 @@
 </ct:contentTypeSchema>
 </file>
 
+<file path=customXml/item2.xml><?xml version="1.0" encoding="utf-8"?>
+<p:properties xmlns:p="http://schemas.microsoft.com/office/2006/metadata/properties" xmlns:xsi="http://www.w3.org/2001/XMLSchema-instance" xmlns:pc="http://schemas.microsoft.com/office/infopath/2007/PartnerControls">
+  <documentManagement>
+    <_activity xmlns="16615fda-88ce-4143-8815-31c82837bac0" xsi:nil="true"/>
+  </documentManagement>
+</p:properties>
+</file>
+
+<file path=customXml/item3.xml><?xml version="1.0" encoding="utf-8"?>
+<?mso-contentType ?>
+<FormTemplates xmlns="http://schemas.microsoft.com/sharepoint/v3/contenttype/forms">
+  <Display>DocumentLibraryForm</Display>
+  <Edit>DocumentLibraryForm</Edit>
+  <New>DocumentLibraryForm</New>
+</FormTemplates>
+</file>
+
 <file path=customXml/item4.xml><?xml version="1.0" encoding="utf-8"?>
 <b:Sources xmlns:b="http://schemas.openxmlformats.org/officeDocument/2006/bibliography" xmlns="http://schemas.openxmlformats.org/officeDocument/2006/bibliography" SelectedStyle="\APA.XSL" StyleName="APA"/>
 </file>
 
 <file path=customXml/itemProps1.xml><?xml version="1.0" encoding="utf-8"?>
-<ds:datastoreItem xmlns:ds="http://schemas.openxmlformats.org/officeDocument/2006/customXml" ds:itemID="{D9FAFDF7-2970-403F-9F6B-DF240B6E3A16}">
-  <ds:schemaRefs>
-    <ds:schemaRef ds:uri="http://schemas.microsoft.com/sharepoint/v3/contenttype/forms"/>
-  </ds:schemaRefs>
-</ds:datastoreItem>
-</file>
-
-<file path=customXml/itemProps2.xml><?xml version="1.0" encoding="utf-8"?>
-<ds:datastoreItem xmlns:ds="http://schemas.openxmlformats.org/officeDocument/2006/customXml" ds:itemID="{FB9E0855-7CE2-42E8-9B97-7C4E9E0C50F0}">
-  <ds:schemaRefs>
-    <ds:schemaRef ds:uri="http://schemas.microsoft.com/office/2006/metadata/properties"/>
-    <ds:schemaRef ds:uri="http://schemas.microsoft.com/office/infopath/2007/PartnerControls"/>
-    <ds:schemaRef ds:uri="16615fda-88ce-4143-8815-31c82837bac0"/>
-  </ds:schemaRefs>
-</ds:datastoreItem>
-</file>
-
-<file path=customXml/itemProps3.xml><?xml version="1.0" encoding="utf-8"?>
 <ds:datastoreItem xmlns:ds="http://schemas.openxmlformats.org/officeDocument/2006/customXml" ds:itemID="{E7FFC635-FAE6-41A3-9504-68828417B105}">
   <ds:schemaRefs>
     <ds:schemaRef ds:uri="http://schemas.microsoft.com/office/2006/metadata/contentType"/>
@@ -6981,8 +7051,26 @@
 </ds:datastoreItem>
 </file>
 
+<file path=customXml/itemProps2.xml><?xml version="1.0" encoding="utf-8"?>
+<ds:datastoreItem xmlns:ds="http://schemas.openxmlformats.org/officeDocument/2006/customXml" ds:itemID="{FB9E0855-7CE2-42E8-9B97-7C4E9E0C50F0}">
+  <ds:schemaRefs>
+    <ds:schemaRef ds:uri="http://schemas.microsoft.com/office/2006/metadata/properties"/>
+    <ds:schemaRef ds:uri="http://schemas.microsoft.com/office/infopath/2007/PartnerControls"/>
+    <ds:schemaRef ds:uri="16615fda-88ce-4143-8815-31c82837bac0"/>
+  </ds:schemaRefs>
+</ds:datastoreItem>
+</file>
+
+<file path=customXml/itemProps3.xml><?xml version="1.0" encoding="utf-8"?>
+<ds:datastoreItem xmlns:ds="http://schemas.openxmlformats.org/officeDocument/2006/customXml" ds:itemID="{D9FAFDF7-2970-403F-9F6B-DF240B6E3A16}">
+  <ds:schemaRefs>
+    <ds:schemaRef ds:uri="http://schemas.microsoft.com/sharepoint/v3/contenttype/forms"/>
+  </ds:schemaRefs>
+</ds:datastoreItem>
+</file>
+
 <file path=customXml/itemProps4.xml><?xml version="1.0" encoding="utf-8"?>
-<ds:datastoreItem xmlns:ds="http://schemas.openxmlformats.org/officeDocument/2006/customXml" ds:itemID="{C53E4F43-8163-4E83-82FF-D80B74ABC3DC}">
+<ds:datastoreItem xmlns:ds="http://schemas.openxmlformats.org/officeDocument/2006/customXml" ds:itemID="{9794FAC7-501D-4CA5-B6AB-24150BFB9D63}">
   <ds:schemaRefs>
     <ds:schemaRef ds:uri="http://schemas.openxmlformats.org/officeDocument/2006/bibliography"/>
   </ds:schemaRefs>

--- a/writing/cover_letter.docx
+++ b/writing/cover_letter.docx
@@ -39,7 +39,7 @@
           <w:rFonts w:ascii="Lato" w:hAnsi="Lato" w:cs="Arial"/>
           <w:noProof/>
         </w:rPr>
-        <w:t>27.07.25</w:t>
+        <w:t>30.07.25</w:t>
       </w:r>
       <w:r>
         <w:rPr>
@@ -2284,6 +2284,7 @@
           <w:bCs/>
           <w:snapToGrid w:val="0"/>
           <w:color w:val="000000"/>
+          <w:highlight w:val="yellow"/>
         </w:rPr>
       </w:pPr>
       <w:r>
@@ -2292,6 +2293,7 @@
           <w:b/>
           <w:snapToGrid w:val="0"/>
           <w:color w:val="000000"/>
+          <w:highlight w:val="yellow"/>
         </w:rPr>
         <w:t xml:space="preserve">Prof. Dr. </w:t>
       </w:r>
@@ -2301,6 +2303,209 @@
           <w:b/>
           <w:snapToGrid w:val="0"/>
           <w:color w:val="000000"/>
+          <w:highlight w:val="yellow"/>
+        </w:rPr>
+        <w:t>xxx</w:t>
+      </w:r>
+    </w:p>
+    <w:p>
+      <w:pPr>
+        <w:spacing w:line="288" w:lineRule="auto"/>
+        <w:ind w:firstLine="284"/>
+        <w:jc w:val="both"/>
+        <w:rPr>
+          <w:rFonts w:ascii="Lato" w:hAnsi="Lato" w:cs="Arial"/>
+          <w:b/>
+          <w:bCs/>
+          <w:snapToGrid w:val="0"/>
+          <w:color w:val="000000"/>
+          <w:highlight w:val="yellow"/>
+        </w:rPr>
+      </w:pPr>
+      <w:r>
+        <w:rPr>
+          <w:rFonts w:ascii="Lato" w:hAnsi="Lato" w:cs="Arial"/>
+          <w:snapToGrid w:val="0"/>
+          <w:color w:val="000000"/>
+          <w:highlight w:val="yellow"/>
+        </w:rPr>
+        <w:t>xxx</w:t>
+      </w:r>
+      <w:r>
+        <w:rPr>
+          <w:rFonts w:ascii="Lato" w:hAnsi="Lato" w:cs="Arial"/>
+          <w:snapToGrid w:val="0"/>
+          <w:color w:val="000000"/>
+          <w:highlight w:val="yellow"/>
+        </w:rPr>
+        <w:t xml:space="preserve">, </w:t>
+      </w:r>
+      <w:r>
+        <w:rPr>
+          <w:rFonts w:ascii="Lato" w:hAnsi="Lato" w:cs="Arial"/>
+          <w:snapToGrid w:val="0"/>
+          <w:color w:val="000000"/>
+          <w:highlight w:val="yellow"/>
+        </w:rPr>
+        <w:t>xxx</w:t>
+      </w:r>
+    </w:p>
+    <w:p>
+      <w:pPr>
+        <w:spacing w:line="288" w:lineRule="auto"/>
+        <w:ind w:firstLine="284"/>
+        <w:jc w:val="both"/>
+        <w:rPr>
+          <w:rFonts w:ascii="Lato" w:hAnsi="Lato" w:cs="Arial"/>
+          <w:snapToGrid w:val="0"/>
+          <w:color w:val="000000"/>
+          <w:highlight w:val="yellow"/>
+          <w:u w:val="single"/>
+        </w:rPr>
+      </w:pPr>
+      <w:r>
+        <w:rPr>
+          <w:rFonts w:ascii="Lato" w:hAnsi="Lato" w:cs="Arial"/>
+          <w:snapToGrid w:val="0"/>
+          <w:color w:val="000000"/>
+          <w:highlight w:val="yellow"/>
+        </w:rPr>
+        <w:t xml:space="preserve">Email: </w:t>
+      </w:r>
+    </w:p>
+    <w:p>
+      <w:pPr>
+        <w:spacing w:line="288" w:lineRule="auto"/>
+        <w:ind w:firstLine="284"/>
+        <w:jc w:val="both"/>
+        <w:rPr>
+          <w:rFonts w:ascii="Lato" w:hAnsi="Lato" w:cs="Arial"/>
+          <w:snapToGrid w:val="0"/>
+          <w:color w:val="000000"/>
+          <w:highlight w:val="yellow"/>
+        </w:rPr>
+      </w:pPr>
+      <w:r>
+        <w:rPr>
+          <w:rFonts w:ascii="Lato" w:hAnsi="Lato" w:cs="Arial"/>
+          <w:i/>
+          <w:snapToGrid w:val="0"/>
+          <w:color w:val="000000"/>
+          <w:highlight w:val="yellow"/>
+        </w:rPr>
+        <w:t>Areas of expertise</w:t>
+      </w:r>
+      <w:r>
+        <w:rPr>
+          <w:rFonts w:ascii="Lato" w:hAnsi="Lato" w:cs="Arial"/>
+          <w:snapToGrid w:val="0"/>
+          <w:color w:val="000000"/>
+          <w:highlight w:val="yellow"/>
+        </w:rPr>
+        <w:t xml:space="preserve">: </w:t>
+      </w:r>
+      <w:r>
+        <w:rPr>
+          <w:rFonts w:ascii="Lato" w:hAnsi="Lato" w:cs="Arial"/>
+          <w:snapToGrid w:val="0"/>
+          <w:color w:val="000000"/>
+          <w:highlight w:val="yellow"/>
+        </w:rPr>
+        <w:t>xxx</w:t>
+      </w:r>
+    </w:p>
+    <w:p>
+      <w:pPr>
+        <w:spacing w:line="288" w:lineRule="auto"/>
+        <w:ind w:firstLine="284"/>
+        <w:jc w:val="both"/>
+        <w:rPr>
+          <w:rFonts w:ascii="Lato" w:hAnsi="Lato" w:cs="Arial"/>
+          <w:snapToGrid w:val="0"/>
+          <w:color w:val="000000"/>
+          <w:highlight w:val="yellow"/>
+        </w:rPr>
+      </w:pPr>
+    </w:p>
+    <w:p>
+      <w:pPr>
+        <w:spacing w:line="288" w:lineRule="auto"/>
+        <w:ind w:firstLine="284"/>
+        <w:jc w:val="both"/>
+        <w:rPr>
+          <w:rFonts w:ascii="Lato" w:hAnsi="Lato" w:cs="Arial"/>
+          <w:b/>
+          <w:snapToGrid w:val="0"/>
+          <w:color w:val="000000"/>
+          <w:highlight w:val="yellow"/>
+        </w:rPr>
+      </w:pPr>
+      <w:r>
+        <w:rPr>
+          <w:rFonts w:ascii="Lato" w:hAnsi="Lato" w:cs="Arial"/>
+          <w:b/>
+          <w:snapToGrid w:val="0"/>
+          <w:color w:val="000000"/>
+          <w:highlight w:val="yellow"/>
+        </w:rPr>
+        <w:t xml:space="preserve">Prof. Dr. </w:t>
+      </w:r>
+      <w:r>
+        <w:rPr>
+          <w:rFonts w:ascii="Lato" w:hAnsi="Lato" w:cs="Arial"/>
+          <w:b/>
+          <w:snapToGrid w:val="0"/>
+          <w:color w:val="000000"/>
+          <w:highlight w:val="yellow"/>
+        </w:rPr>
+        <w:t>xxx</w:t>
+      </w:r>
+    </w:p>
+    <w:p>
+      <w:pPr>
+        <w:spacing w:line="288" w:lineRule="auto"/>
+        <w:ind w:firstLine="284"/>
+        <w:jc w:val="both"/>
+        <w:rPr>
+          <w:rFonts w:ascii="Lato" w:hAnsi="Lato" w:cs="Arial"/>
+          <w:snapToGrid w:val="0"/>
+          <w:color w:val="000000"/>
+          <w:highlight w:val="yellow"/>
+        </w:rPr>
+      </w:pPr>
+      <w:r>
+        <w:rPr>
+          <w:rFonts w:ascii="Lato" w:hAnsi="Lato" w:cs="Arial"/>
+          <w:snapToGrid w:val="0"/>
+          <w:color w:val="000000"/>
+          <w:highlight w:val="yellow"/>
+        </w:rPr>
+        <w:t>xxx</w:t>
+      </w:r>
+      <w:r>
+        <w:rPr>
+          <w:rFonts w:ascii="Lato" w:hAnsi="Lato" w:cs="Arial"/>
+          <w:snapToGrid w:val="0"/>
+          <w:color w:val="000000"/>
+          <w:highlight w:val="yellow"/>
+        </w:rPr>
+        <w:t>,</w:t>
+      </w:r>
+      <w:r>
+        <w:rPr>
+          <w:rFonts w:ascii="Lato" w:hAnsi="Lato" w:cs="Arial"/>
+          <w:snapToGrid w:val="0"/>
+          <w:color w:val="000000"/>
+          <w:highlight w:val="yellow"/>
+        </w:rPr>
+        <w:t xml:space="preserve"> </w:t>
+      </w:r>
+      <w:r>
+        <w:rPr>
+          <w:rFonts w:ascii="Lato" w:hAnsi="Lato" w:cs="Arial"/>
+          <w:snapToGrid w:val="0"/>
+          <w:color w:val="000000"/>
+          <w:highlight w:val="yellow"/>
         </w:rPr>
         <w:t>xxx</w:t>
       </w:r>
@@ -2314,35 +2519,29 @@
         <w:jc w:val="both"/>
         <w:rPr>
           <w:rFonts w:ascii="Lato" w:hAnsi="Lato" w:cs="Arial"/>
-          <w:b/>
+          <w:snapToGrid w:val="0"/>
+          <w:color w:val="000000"/>
+          <w:highlight w:val="yellow"/>
+        </w:rPr>
+      </w:pPr>
+      <w:r>
+        <w:rPr>
+          <w:rFonts w:ascii="Lato" w:hAnsi="Lato" w:cs="Arial"/>
+          <w:snapToGrid w:val="0"/>
+          <w:color w:val="000000"/>
+          <w:highlight w:val="yellow"/>
+        </w:rPr>
+        <w:t>E-mail</w:t>
+      </w:r>
+      <w:r>
+        <w:rPr>
+          <w:rFonts w:ascii="Lato" w:hAnsi="Lato" w:cs="Arial"/>
           <w:bCs/>
           <w:snapToGrid w:val="0"/>
           <w:color w:val="000000"/>
-        </w:rPr>
-      </w:pPr>
-      <w:r>
-        <w:rPr>
-          <w:rFonts w:ascii="Lato" w:hAnsi="Lato" w:cs="Arial"/>
-          <w:snapToGrid w:val="0"/>
-          <w:color w:val="000000"/>
-        </w:rPr>
-        <w:t>xxx</w:t>
-      </w:r>
-      <w:r>
-        <w:rPr>
-          <w:rFonts w:ascii="Lato" w:hAnsi="Lato" w:cs="Arial"/>
-          <w:snapToGrid w:val="0"/>
-          <w:color w:val="000000"/>
-        </w:rPr>
-        <w:t xml:space="preserve">, </w:t>
-      </w:r>
-      <w:r>
-        <w:rPr>
-          <w:rFonts w:ascii="Lato" w:hAnsi="Lato" w:cs="Arial"/>
-          <w:snapToGrid w:val="0"/>
-          <w:color w:val="000000"/>
-        </w:rPr>
-        <w:t>xxx</w:t>
+          <w:highlight w:val="yellow"/>
+        </w:rPr>
+        <w:t xml:space="preserve">: </w:t>
       </w:r>
     </w:p>
     <w:p>
@@ -2354,27 +2553,6 @@
           <w:rFonts w:ascii="Lato" w:hAnsi="Lato" w:cs="Arial"/>
           <w:snapToGrid w:val="0"/>
           <w:color w:val="000000"/>
-          <w:u w:val="single"/>
-        </w:rPr>
-      </w:pPr>
-      <w:r>
-        <w:rPr>
-          <w:rFonts w:ascii="Lato" w:hAnsi="Lato" w:cs="Arial"/>
-          <w:snapToGrid w:val="0"/>
-          <w:color w:val="000000"/>
-        </w:rPr>
-        <w:t xml:space="preserve">Email: </w:t>
-      </w:r>
-    </w:p>
-    <w:p>
-      <w:pPr>
-        <w:spacing w:line="288" w:lineRule="auto"/>
-        <w:ind w:firstLine="284"/>
-        <w:jc w:val="both"/>
-        <w:rPr>
-          <w:rFonts w:ascii="Lato" w:hAnsi="Lato" w:cs="Arial"/>
-          <w:snapToGrid w:val="0"/>
-          <w:color w:val="000000"/>
         </w:rPr>
       </w:pPr>
       <w:r>
@@ -2383,6 +2561,7 @@
           <w:i/>
           <w:snapToGrid w:val="0"/>
           <w:color w:val="000000"/>
+          <w:highlight w:val="yellow"/>
         </w:rPr>
         <w:t>Areas of expertise</w:t>
       </w:r>
@@ -2391,6 +2570,7 @@
           <w:rFonts w:ascii="Lato" w:hAnsi="Lato" w:cs="Arial"/>
           <w:snapToGrid w:val="0"/>
           <w:color w:val="000000"/>
+          <w:highlight w:val="yellow"/>
         </w:rPr>
         <w:t xml:space="preserve">: </w:t>
       </w:r>
@@ -2399,159 +2579,7 @@
           <w:rFonts w:ascii="Lato" w:hAnsi="Lato" w:cs="Arial"/>
           <w:snapToGrid w:val="0"/>
           <w:color w:val="000000"/>
-        </w:rPr>
-        <w:t>xxx</w:t>
-      </w:r>
-    </w:p>
-    <w:p>
-      <w:pPr>
-        <w:spacing w:line="288" w:lineRule="auto"/>
-        <w:ind w:firstLine="284"/>
-        <w:jc w:val="both"/>
-        <w:rPr>
-          <w:rFonts w:ascii="Lato" w:hAnsi="Lato" w:cs="Arial"/>
-          <w:snapToGrid w:val="0"/>
-          <w:color w:val="000000"/>
-        </w:rPr>
-      </w:pPr>
-    </w:p>
-    <w:p>
-      <w:pPr>
-        <w:spacing w:line="288" w:lineRule="auto"/>
-        <w:ind w:firstLine="284"/>
-        <w:jc w:val="both"/>
-        <w:rPr>
-          <w:rFonts w:ascii="Lato" w:hAnsi="Lato" w:cs="Arial"/>
-          <w:b/>
-          <w:snapToGrid w:val="0"/>
-          <w:color w:val="000000"/>
-        </w:rPr>
-      </w:pPr>
-      <w:r>
-        <w:rPr>
-          <w:rFonts w:ascii="Lato" w:hAnsi="Lato" w:cs="Arial"/>
-          <w:b/>
-          <w:snapToGrid w:val="0"/>
-          <w:color w:val="000000"/>
-        </w:rPr>
-        <w:t xml:space="preserve">Prof. Dr. </w:t>
-      </w:r>
-      <w:r>
-        <w:rPr>
-          <w:rFonts w:ascii="Lato" w:hAnsi="Lato" w:cs="Arial"/>
-          <w:b/>
-          <w:snapToGrid w:val="0"/>
-          <w:color w:val="000000"/>
-        </w:rPr>
-        <w:t>xxx</w:t>
-      </w:r>
-    </w:p>
-    <w:p>
-      <w:pPr>
-        <w:spacing w:line="288" w:lineRule="auto"/>
-        <w:ind w:firstLine="284"/>
-        <w:jc w:val="both"/>
-        <w:rPr>
-          <w:rFonts w:ascii="Lato" w:hAnsi="Lato" w:cs="Arial"/>
-          <w:snapToGrid w:val="0"/>
-          <w:color w:val="000000"/>
-        </w:rPr>
-      </w:pPr>
-      <w:r>
-        <w:rPr>
-          <w:rFonts w:ascii="Lato" w:hAnsi="Lato" w:cs="Arial"/>
-          <w:snapToGrid w:val="0"/>
-          <w:color w:val="000000"/>
-        </w:rPr>
-        <w:t>xxx</w:t>
-      </w:r>
-      <w:r>
-        <w:rPr>
-          <w:rFonts w:ascii="Lato" w:hAnsi="Lato" w:cs="Arial"/>
-          <w:snapToGrid w:val="0"/>
-          <w:color w:val="000000"/>
-        </w:rPr>
-        <w:t>,</w:t>
-      </w:r>
-      <w:r>
-        <w:rPr>
-          <w:rFonts w:ascii="Lato" w:hAnsi="Lato" w:cs="Arial"/>
-          <w:snapToGrid w:val="0"/>
-          <w:color w:val="000000"/>
-        </w:rPr>
-        <w:t xml:space="preserve"> </w:t>
-      </w:r>
-      <w:r>
-        <w:rPr>
-          <w:rFonts w:ascii="Lato" w:hAnsi="Lato" w:cs="Arial"/>
-          <w:snapToGrid w:val="0"/>
-          <w:color w:val="000000"/>
-        </w:rPr>
-        <w:t>xxx</w:t>
-      </w:r>
-    </w:p>
-    <w:p>
-      <w:pPr>
-        <w:spacing w:line="288" w:lineRule="auto"/>
-        <w:ind w:firstLine="284"/>
-        <w:jc w:val="both"/>
-        <w:rPr>
-          <w:rFonts w:ascii="Lato" w:hAnsi="Lato" w:cs="Arial"/>
-          <w:snapToGrid w:val="0"/>
-          <w:color w:val="000000"/>
-        </w:rPr>
-      </w:pPr>
-      <w:r>
-        <w:rPr>
-          <w:rFonts w:ascii="Lato" w:hAnsi="Lato" w:cs="Arial"/>
-          <w:snapToGrid w:val="0"/>
-          <w:color w:val="000000"/>
-        </w:rPr>
-        <w:t>E-mail</w:t>
-      </w:r>
-      <w:r>
-        <w:rPr>
-          <w:rFonts w:ascii="Lato" w:hAnsi="Lato" w:cs="Arial"/>
-          <w:bCs/>
-          <w:snapToGrid w:val="0"/>
-          <w:color w:val="000000"/>
-        </w:rPr>
-        <w:t xml:space="preserve">: </w:t>
-      </w:r>
-    </w:p>
-    <w:p>
-      <w:pPr>
-        <w:spacing w:line="288" w:lineRule="auto"/>
-        <w:ind w:firstLine="284"/>
-        <w:jc w:val="both"/>
-        <w:rPr>
-          <w:rFonts w:ascii="Lato" w:hAnsi="Lato" w:cs="Arial"/>
-          <w:snapToGrid w:val="0"/>
-          <w:color w:val="000000"/>
-        </w:rPr>
-      </w:pPr>
-      <w:r>
-        <w:rPr>
-          <w:rFonts w:ascii="Lato" w:hAnsi="Lato" w:cs="Arial"/>
-          <w:i/>
-          <w:snapToGrid w:val="0"/>
-          <w:color w:val="000000"/>
-        </w:rPr>
-        <w:t>Areas of expertise</w:t>
-      </w:r>
-      <w:r>
-        <w:rPr>
-          <w:rFonts w:ascii="Lato" w:hAnsi="Lato" w:cs="Arial"/>
-          <w:snapToGrid w:val="0"/>
-          <w:color w:val="000000"/>
-        </w:rPr>
-        <w:t xml:space="preserve">: </w:t>
-      </w:r>
-      <w:r>
-        <w:rPr>
-          <w:rFonts w:ascii="Lato" w:hAnsi="Lato" w:cs="Arial"/>
-          <w:snapToGrid w:val="0"/>
-          <w:color w:val="000000"/>
+          <w:highlight w:val="yellow"/>
         </w:rPr>
         <w:t>xxx</w:t>
       </w:r>
@@ -6817,6 +6845,23 @@
 </file>
 
 <file path=customXml/item1.xml><?xml version="1.0" encoding="utf-8"?>
+<?mso-contentType ?>
+<FormTemplates xmlns="http://schemas.microsoft.com/sharepoint/v3/contenttype/forms">
+  <Display>DocumentLibraryForm</Display>
+  <Edit>DocumentLibraryForm</Edit>
+  <New>DocumentLibraryForm</New>
+</FormTemplates>
+</file>
+
+<file path=customXml/item2.xml><?xml version="1.0" encoding="utf-8"?>
+<p:properties xmlns:p="http://schemas.microsoft.com/office/2006/metadata/properties" xmlns:xsi="http://www.w3.org/2001/XMLSchema-instance" xmlns:pc="http://schemas.microsoft.com/office/infopath/2007/PartnerControls">
+  <documentManagement>
+    <_activity xmlns="16615fda-88ce-4143-8815-31c82837bac0" xsi:nil="true"/>
+  </documentManagement>
+</p:properties>
+</file>
+
+<file path=customXml/item3.xml><?xml version="1.0" encoding="utf-8"?>
 <ct:contentTypeSchema xmlns:ct="http://schemas.microsoft.com/office/2006/metadata/contentType" xmlns:ma="http://schemas.microsoft.com/office/2006/metadata/properties/metaAttributes" ct:_="" ma:_="" ma:contentTypeName="Dokument" ma:contentTypeID="0x0101003F6D30A3C36C134FAEEF983E41323DB8" ma:contentTypeVersion="12" ma:contentTypeDescription="Ein neues Dokument erstellen." ma:contentTypeScope="" ma:versionID="20c7192fb2a15f7cc3f0422d07cb6d71">
   <xsd:schema xmlns:xsd="http://www.w3.org/2001/XMLSchema" xmlns:xs="http://www.w3.org/2001/XMLSchema" xmlns:p="http://schemas.microsoft.com/office/2006/metadata/properties" xmlns:ns3="16615fda-88ce-4143-8815-31c82837bac0" targetNamespace="http://schemas.microsoft.com/office/2006/metadata/properties" ma:root="true" ma:fieldsID="7bd3912767fb96e4c7a1a80214ee35a7" ns3:_="">
     <xsd:import namespace="16615fda-88ce-4143-8815-31c82837bac0"/>
@@ -7012,28 +7057,29 @@
 </ct:contentTypeSchema>
 </file>
 
-<file path=customXml/item2.xml><?xml version="1.0" encoding="utf-8"?>
-<p:properties xmlns:p="http://schemas.microsoft.com/office/2006/metadata/properties" xmlns:xsi="http://www.w3.org/2001/XMLSchema-instance" xmlns:pc="http://schemas.microsoft.com/office/infopath/2007/PartnerControls">
-  <documentManagement>
-    <_activity xmlns="16615fda-88ce-4143-8815-31c82837bac0" xsi:nil="true"/>
-  </documentManagement>
-</p:properties>
-</file>
-
-<file path=customXml/item3.xml><?xml version="1.0" encoding="utf-8"?>
-<?mso-contentType ?>
-<FormTemplates xmlns="http://schemas.microsoft.com/sharepoint/v3/contenttype/forms">
-  <Display>DocumentLibraryForm</Display>
-  <Edit>DocumentLibraryForm</Edit>
-  <New>DocumentLibraryForm</New>
-</FormTemplates>
-</file>
-
 <file path=customXml/item4.xml><?xml version="1.0" encoding="utf-8"?>
 <b:Sources xmlns:b="http://schemas.openxmlformats.org/officeDocument/2006/bibliography" xmlns="http://schemas.openxmlformats.org/officeDocument/2006/bibliography" SelectedStyle="\APA.XSL" StyleName="APA"/>
 </file>
 
 <file path=customXml/itemProps1.xml><?xml version="1.0" encoding="utf-8"?>
+<ds:datastoreItem xmlns:ds="http://schemas.openxmlformats.org/officeDocument/2006/customXml" ds:itemID="{D9FAFDF7-2970-403F-9F6B-DF240B6E3A16}">
+  <ds:schemaRefs>
+    <ds:schemaRef ds:uri="http://schemas.microsoft.com/sharepoint/v3/contenttype/forms"/>
+  </ds:schemaRefs>
+</ds:datastoreItem>
+</file>
+
+<file path=customXml/itemProps2.xml><?xml version="1.0" encoding="utf-8"?>
+<ds:datastoreItem xmlns:ds="http://schemas.openxmlformats.org/officeDocument/2006/customXml" ds:itemID="{FB9E0855-7CE2-42E8-9B97-7C4E9E0C50F0}">
+  <ds:schemaRefs>
+    <ds:schemaRef ds:uri="http://schemas.microsoft.com/office/2006/metadata/properties"/>
+    <ds:schemaRef ds:uri="http://schemas.microsoft.com/office/infopath/2007/PartnerControls"/>
+    <ds:schemaRef ds:uri="16615fda-88ce-4143-8815-31c82837bac0"/>
+  </ds:schemaRefs>
+</ds:datastoreItem>
+</file>
+
+<file path=customXml/itemProps3.xml><?xml version="1.0" encoding="utf-8"?>
 <ds:datastoreItem xmlns:ds="http://schemas.openxmlformats.org/officeDocument/2006/customXml" ds:itemID="{E7FFC635-FAE6-41A3-9504-68828417B105}">
   <ds:schemaRefs>
     <ds:schemaRef ds:uri="http://schemas.microsoft.com/office/2006/metadata/contentType"/>
@@ -7051,26 +7097,8 @@
 </ds:datastoreItem>
 </file>
 
-<file path=customXml/itemProps2.xml><?xml version="1.0" encoding="utf-8"?>
-<ds:datastoreItem xmlns:ds="http://schemas.openxmlformats.org/officeDocument/2006/customXml" ds:itemID="{FB9E0855-7CE2-42E8-9B97-7C4E9E0C50F0}">
-  <ds:schemaRefs>
-    <ds:schemaRef ds:uri="http://schemas.microsoft.com/office/2006/metadata/properties"/>
-    <ds:schemaRef ds:uri="http://schemas.microsoft.com/office/infopath/2007/PartnerControls"/>
-    <ds:schemaRef ds:uri="16615fda-88ce-4143-8815-31c82837bac0"/>
-  </ds:schemaRefs>
-</ds:datastoreItem>
-</file>
-
-<file path=customXml/itemProps3.xml><?xml version="1.0" encoding="utf-8"?>
-<ds:datastoreItem xmlns:ds="http://schemas.openxmlformats.org/officeDocument/2006/customXml" ds:itemID="{D9FAFDF7-2970-403F-9F6B-DF240B6E3A16}">
-  <ds:schemaRefs>
-    <ds:schemaRef ds:uri="http://schemas.microsoft.com/sharepoint/v3/contenttype/forms"/>
-  </ds:schemaRefs>
-</ds:datastoreItem>
-</file>
-
 <file path=customXml/itemProps4.xml><?xml version="1.0" encoding="utf-8"?>
-<ds:datastoreItem xmlns:ds="http://schemas.openxmlformats.org/officeDocument/2006/customXml" ds:itemID="{9794FAC7-501D-4CA5-B6AB-24150BFB9D63}">
+<ds:datastoreItem xmlns:ds="http://schemas.openxmlformats.org/officeDocument/2006/customXml" ds:itemID="{A5C97C0C-FDAD-405E-BE1D-43F3179DDC4E}">
   <ds:schemaRefs>
     <ds:schemaRef ds:uri="http://schemas.openxmlformats.org/officeDocument/2006/bibliography"/>
   </ds:schemaRefs>

--- a/writing/cover_letter.docx
+++ b/writing/cover_letter.docx
@@ -39,7 +39,7 @@
           <w:rFonts w:ascii="Lato" w:hAnsi="Lato" w:cs="Arial"/>
           <w:noProof/>
         </w:rPr>
-        <w:t>30.07.25</w:t>
+        <w:t>06.08.25</w:t>
       </w:r>
       <w:r>
         <w:rPr>
@@ -47,15 +47,6 @@
         </w:rPr>
         <w:fldChar w:fldCharType="end"/>
       </w:r>
-    </w:p>
-    <w:p>
-      <w:pPr>
-        <w:spacing w:line="288" w:lineRule="auto"/>
-        <w:rPr>
-          <w:rFonts w:ascii="Lato" w:eastAsia="Times New Roman" w:hAnsi="Lato" w:cs="Arial"/>
-          <w:b/>
-        </w:rPr>
-      </w:pPr>
     </w:p>
     <w:p>
       <w:pPr>
@@ -147,6 +138,8 @@
           <w:b/>
         </w:rPr>
       </w:pPr>
+      <w:bookmarkStart w:id="0" w:name="_GoBack"/>
+      <w:bookmarkEnd w:id="0"/>
     </w:p>
     <w:p>
       <w:pPr>
@@ -343,7 +336,7 @@
         </w:rPr>
         <w:t xml:space="preserve">Beshara, </w:t>
       </w:r>
-      <w:bookmarkStart w:id="0" w:name="_Hlk137163110"/>
+      <w:bookmarkStart w:id="1" w:name="_Hlk137163110"/>
       <w:r>
         <w:rPr>
           <w:rFonts w:ascii="Lato" w:hAnsi="Lato" w:cs="Arial"/>
@@ -377,7 +370,7 @@
         <w:noBreakHyphen/>
         <w:t>Gosálbez</w:t>
       </w:r>
-      <w:bookmarkEnd w:id="0"/>
+      <w:bookmarkEnd w:id="1"/>
       <w:r>
         <w:rPr>
           <w:rFonts w:ascii="Lato" w:hAnsi="Lato" w:cs="Arial"/>
@@ -2509,8 +2502,6 @@
         </w:rPr>
         <w:t>xxx</w:t>
       </w:r>
-      <w:bookmarkStart w:id="1" w:name="_GoBack"/>
-      <w:bookmarkEnd w:id="1"/>
     </w:p>
     <w:p>
       <w:pPr>
@@ -6845,23 +6836,6 @@
 </file>
 
 <file path=customXml/item1.xml><?xml version="1.0" encoding="utf-8"?>
-<?mso-contentType ?>
-<FormTemplates xmlns="http://schemas.microsoft.com/sharepoint/v3/contenttype/forms">
-  <Display>DocumentLibraryForm</Display>
-  <Edit>DocumentLibraryForm</Edit>
-  <New>DocumentLibraryForm</New>
-</FormTemplates>
-</file>
-
-<file path=customXml/item2.xml><?xml version="1.0" encoding="utf-8"?>
-<p:properties xmlns:p="http://schemas.microsoft.com/office/2006/metadata/properties" xmlns:xsi="http://www.w3.org/2001/XMLSchema-instance" xmlns:pc="http://schemas.microsoft.com/office/infopath/2007/PartnerControls">
-  <documentManagement>
-    <_activity xmlns="16615fda-88ce-4143-8815-31c82837bac0" xsi:nil="true"/>
-  </documentManagement>
-</p:properties>
-</file>
-
-<file path=customXml/item3.xml><?xml version="1.0" encoding="utf-8"?>
 <ct:contentTypeSchema xmlns:ct="http://schemas.microsoft.com/office/2006/metadata/contentType" xmlns:ma="http://schemas.microsoft.com/office/2006/metadata/properties/metaAttributes" ct:_="" ma:_="" ma:contentTypeName="Dokument" ma:contentTypeID="0x0101003F6D30A3C36C134FAEEF983E41323DB8" ma:contentTypeVersion="12" ma:contentTypeDescription="Ein neues Dokument erstellen." ma:contentTypeScope="" ma:versionID="20c7192fb2a15f7cc3f0422d07cb6d71">
   <xsd:schema xmlns:xsd="http://www.w3.org/2001/XMLSchema" xmlns:xs="http://www.w3.org/2001/XMLSchema" xmlns:p="http://schemas.microsoft.com/office/2006/metadata/properties" xmlns:ns3="16615fda-88ce-4143-8815-31c82837bac0" targetNamespace="http://schemas.microsoft.com/office/2006/metadata/properties" ma:root="true" ma:fieldsID="7bd3912767fb96e4c7a1a80214ee35a7" ns3:_="">
     <xsd:import namespace="16615fda-88ce-4143-8815-31c82837bac0"/>
@@ -7057,29 +7031,28 @@
 </ct:contentTypeSchema>
 </file>
 
+<file path=customXml/item2.xml><?xml version="1.0" encoding="utf-8"?>
+<p:properties xmlns:p="http://schemas.microsoft.com/office/2006/metadata/properties" xmlns:xsi="http://www.w3.org/2001/XMLSchema-instance" xmlns:pc="http://schemas.microsoft.com/office/infopath/2007/PartnerControls">
+  <documentManagement>
+    <_activity xmlns="16615fda-88ce-4143-8815-31c82837bac0" xsi:nil="true"/>
+  </documentManagement>
+</p:properties>
+</file>
+
+<file path=customXml/item3.xml><?xml version="1.0" encoding="utf-8"?>
+<?mso-contentType ?>
+<FormTemplates xmlns="http://schemas.microsoft.com/sharepoint/v3/contenttype/forms">
+  <Display>DocumentLibraryForm</Display>
+  <Edit>DocumentLibraryForm</Edit>
+  <New>DocumentLibraryForm</New>
+</FormTemplates>
+</file>
+
 <file path=customXml/item4.xml><?xml version="1.0" encoding="utf-8"?>
 <b:Sources xmlns:b="http://schemas.openxmlformats.org/officeDocument/2006/bibliography" xmlns="http://schemas.openxmlformats.org/officeDocument/2006/bibliography" SelectedStyle="\APA.XSL" StyleName="APA"/>
 </file>
 
 <file path=customXml/itemProps1.xml><?xml version="1.0" encoding="utf-8"?>
-<ds:datastoreItem xmlns:ds="http://schemas.openxmlformats.org/officeDocument/2006/customXml" ds:itemID="{D9FAFDF7-2970-403F-9F6B-DF240B6E3A16}">
-  <ds:schemaRefs>
-    <ds:schemaRef ds:uri="http://schemas.microsoft.com/sharepoint/v3/contenttype/forms"/>
-  </ds:schemaRefs>
-</ds:datastoreItem>
-</file>
-
-<file path=customXml/itemProps2.xml><?xml version="1.0" encoding="utf-8"?>
-<ds:datastoreItem xmlns:ds="http://schemas.openxmlformats.org/officeDocument/2006/customXml" ds:itemID="{FB9E0855-7CE2-42E8-9B97-7C4E9E0C50F0}">
-  <ds:schemaRefs>
-    <ds:schemaRef ds:uri="http://schemas.microsoft.com/office/2006/metadata/properties"/>
-    <ds:schemaRef ds:uri="http://schemas.microsoft.com/office/infopath/2007/PartnerControls"/>
-    <ds:schemaRef ds:uri="16615fda-88ce-4143-8815-31c82837bac0"/>
-  </ds:schemaRefs>
-</ds:datastoreItem>
-</file>
-
-<file path=customXml/itemProps3.xml><?xml version="1.0" encoding="utf-8"?>
 <ds:datastoreItem xmlns:ds="http://schemas.openxmlformats.org/officeDocument/2006/customXml" ds:itemID="{E7FFC635-FAE6-41A3-9504-68828417B105}">
   <ds:schemaRefs>
     <ds:schemaRef ds:uri="http://schemas.microsoft.com/office/2006/metadata/contentType"/>
@@ -7097,8 +7070,26 @@
 </ds:datastoreItem>
 </file>
 
+<file path=customXml/itemProps2.xml><?xml version="1.0" encoding="utf-8"?>
+<ds:datastoreItem xmlns:ds="http://schemas.openxmlformats.org/officeDocument/2006/customXml" ds:itemID="{FB9E0855-7CE2-42E8-9B97-7C4E9E0C50F0}">
+  <ds:schemaRefs>
+    <ds:schemaRef ds:uri="http://schemas.microsoft.com/office/2006/metadata/properties"/>
+    <ds:schemaRef ds:uri="http://schemas.microsoft.com/office/infopath/2007/PartnerControls"/>
+    <ds:schemaRef ds:uri="16615fda-88ce-4143-8815-31c82837bac0"/>
+  </ds:schemaRefs>
+</ds:datastoreItem>
+</file>
+
+<file path=customXml/itemProps3.xml><?xml version="1.0" encoding="utf-8"?>
+<ds:datastoreItem xmlns:ds="http://schemas.openxmlformats.org/officeDocument/2006/customXml" ds:itemID="{D9FAFDF7-2970-403F-9F6B-DF240B6E3A16}">
+  <ds:schemaRefs>
+    <ds:schemaRef ds:uri="http://schemas.microsoft.com/sharepoint/v3/contenttype/forms"/>
+  </ds:schemaRefs>
+</ds:datastoreItem>
+</file>
+
 <file path=customXml/itemProps4.xml><?xml version="1.0" encoding="utf-8"?>
-<ds:datastoreItem xmlns:ds="http://schemas.openxmlformats.org/officeDocument/2006/customXml" ds:itemID="{A5C97C0C-FDAD-405E-BE1D-43F3179DDC4E}">
+<ds:datastoreItem xmlns:ds="http://schemas.openxmlformats.org/officeDocument/2006/customXml" ds:itemID="{DC9030ED-88B2-414F-90C4-2D909565B954}">
   <ds:schemaRefs>
     <ds:schemaRef ds:uri="http://schemas.openxmlformats.org/officeDocument/2006/bibliography"/>
   </ds:schemaRefs>
